--- a/Team4_Proposal.docx
+++ b/Team4_Proposal.docx
@@ -288,7 +288,7 @@
         <w:spacing w:after="150"/>
       </w:pPr>
       <w:r>
-        <w:t xml:space="preserve">Character page — "Dirt Nap Dave" proto-persona:</w:t>
+        <w:t xml:space="preserve">Team brainstorm notes for "Where's the Beef?":</w:t>
       </w:r>
     </w:p>
     <w:p>
@@ -299,7 +299,7 @@
       <w:r>
         <w:drawing>
           <wp:inline distT="0" distB="0" distL="0" distR="0">
-            <wp:extent cx="5524500" cy="4381500"/>
+            <wp:extent cx="4000500" cy="5334000"/>
             <wp:effectExtent t="0" r="0" b="0" l="0"/>
             <wp:docPr id="1" name="" descr="" title=""/>
             <wp:cNvGraphicFramePr>
@@ -324,6 +324,65 @@
                   <pic:spPr bwMode="auto">
                     <a:xfrm>
                       <a:off x="0" y="0"/>
+                      <a:ext cx="4000500" cy="5334000"/>
+                    </a:xfrm>
+                    <a:prstGeom prst="rect">
+                      <a:avLst/>
+                    </a:prstGeom>
+                  </pic:spPr>
+                </pic:pic>
+              </a:graphicData>
+            </a:graphic>
+          </wp:inline>
+        </w:drawing>
+      </w:r>
+    </w:p>
+    <w:p>
+      <w:r>
+        <w:br w:type="page"/>
+      </w:r>
+    </w:p>
+    <w:p>
+      <w:pPr>
+        <w:spacing w:after="150"/>
+      </w:pPr>
+      <w:r>
+        <w:t xml:space="preserve">Character page — "Dirt Nap Dave" proto-persona:</w:t>
+      </w:r>
+    </w:p>
+    <w:p>
+      <w:pPr>
+        <w:spacing w:after="200"/>
+        <w:jc w:val="center"/>
+      </w:pPr>
+      <w:r>
+        <w:drawing>
+          <wp:inline distT="0" distB="0" distL="0" distR="0">
+            <wp:extent cx="5524500" cy="4381500"/>
+            <wp:effectExtent t="0" r="0" b="0" l="0"/>
+            <wp:docPr id="1" name="" descr="" title=""/>
+            <wp:cNvGraphicFramePr>
+              <a:graphicFrameLocks xmlns:a="http://schemas.openxmlformats.org/drawingml/2006/main" noChangeAspect="1"/>
+            </wp:cNvGraphicFramePr>
+            <a:graphic xmlns:a="http://schemas.openxmlformats.org/drawingml/2006/main">
+              <a:graphicData uri="http://schemas.openxmlformats.org/drawingml/2006/picture">
+                <pic:pic xmlns:pic="http://schemas.openxmlformats.org/drawingml/2006/picture">
+                  <pic:nvPicPr>
+                    <pic:cNvPr id="0" name="" descr=""/>
+                    <pic:cNvPicPr>
+                      <a:picLocks noChangeAspect="1" noChangeArrowheads="1"/>
+                    </pic:cNvPicPr>
+                  </pic:nvPicPr>
+                  <pic:blipFill>
+                    <a:blip r:embed="rId9" cstate="none"/>
+                    <a:srcRect/>
+                    <a:stretch>
+                      <a:fillRect/>
+                    </a:stretch>
+                  </pic:blipFill>
+                  <pic:spPr bwMode="auto">
+                    <a:xfrm>
+                      <a:off x="0" y="0"/>
                       <a:ext cx="5524500" cy="4381500"/>
                     </a:xfrm>
                     <a:prstGeom prst="rect">

--- a/Team4_Proposal.docx
+++ b/Team4_Proposal.docx
@@ -1,6 +1,6 @@
 
 <file path=word/document.xml><?xml version="1.0" encoding="utf-8"?>
-<w:document xmlns:wpc="http://schemas.microsoft.com/office/word/2010/wordprocessingCanvas" xmlns:mc="http://schemas.openxmlformats.org/markup-compatibility/2006" xmlns:o="urn:schemas-microsoft-com:office:office" xmlns:r="http://schemas.openxmlformats.org/officeDocument/2006/relationships" xmlns:m="http://schemas.openxmlformats.org/officeDocument/2006/math" xmlns:v="urn:schemas-microsoft-com:vml" xmlns:wp14="http://schemas.microsoft.com/office/word/2010/wordprocessingDrawing" xmlns:wp="http://schemas.openxmlformats.org/drawingml/2006/wordprocessingDrawing" xmlns:w10="urn:schemas-microsoft-com:office:word" xmlns:w="http://schemas.openxmlformats.org/wordprocessingml/2006/main" xmlns:w14="http://schemas.microsoft.com/office/word/2010/wordml" xmlns:w15="http://schemas.microsoft.com/office/word/2012/wordml" xmlns:wpg="http://schemas.microsoft.com/office/word/2010/wordprocessingGroup" xmlns:wpi="http://schemas.microsoft.com/office/word/2010/wordprocessingInk" xmlns:wne="http://schemas.microsoft.com/office/word/2006/wordml" xmlns:wps="http://schemas.microsoft.com/office/word/2010/wordprocessingShape" xmlns:cx="http://schemas.microsoft.com/office/drawing/2014/chartex" xmlns:cx1="http://schemas.microsoft.com/office/drawing/2015/9/8/chartex" xmlns:cx2="http://schemas.microsoft.com/office/drawing/2015/10/21/chartex" xmlns:cx3="http://schemas.microsoft.com/office/drawing/2016/5/9/chartex" xmlns:cx4="http://schemas.microsoft.com/office/drawing/2016/5/10/chartex" xmlns:cx5="http://schemas.microsoft.com/office/drawing/2016/5/11/chartex" xmlns:cx6="http://schemas.microsoft.com/office/drawing/2016/5/12/chartex" xmlns:cx7="http://schemas.microsoft.com/office/drawing/2016/5/13/chartex" xmlns:cx8="http://schemas.microsoft.com/office/drawing/2016/5/14/chartex" xmlns:aink="http://schemas.microsoft.com/office/drawing/2016/ink" xmlns:am3d="http://schemas.microsoft.com/office/drawing/2017/model3d" xmlns:w16cex="http://schemas.microsoft.com/office/word/2018/wordml/cex" xmlns:w16cid="http://schemas.microsoft.com/office/word/2016/wordml/cid" xmlns:w16="http://schemas.microsoft.com/office/word/2018/wordml" xmlns:w16sdtdh="http://schemas.microsoft.com/office/word/2020/wordml/sdtdatahash" xmlns:w16se="http://schemas.microsoft.com/office/word/2015/wordml/symex" mc:Ignorable="w14 w15 wp14">
+<w:document xmlns:wpc="http://schemas.microsoft.com/office/word/2010/wordprocessingCanvas" xmlns:cx="http://schemas.microsoft.com/office/drawing/2014/chartex" xmlns:cx1="http://schemas.microsoft.com/office/drawing/2015/9/8/chartex" xmlns:cx2="http://schemas.microsoft.com/office/drawing/2015/10/21/chartex" xmlns:cx3="http://schemas.microsoft.com/office/drawing/2016/5/9/chartex" xmlns:cx4="http://schemas.microsoft.com/office/drawing/2016/5/10/chartex" xmlns:cx5="http://schemas.microsoft.com/office/drawing/2016/5/11/chartex" xmlns:cx6="http://schemas.microsoft.com/office/drawing/2016/5/12/chartex" xmlns:cx7="http://schemas.microsoft.com/office/drawing/2016/5/13/chartex" xmlns:cx8="http://schemas.microsoft.com/office/drawing/2016/5/14/chartex" xmlns:mc="http://schemas.openxmlformats.org/markup-compatibility/2006" xmlns:aink="http://schemas.microsoft.com/office/drawing/2016/ink" xmlns:am3d="http://schemas.microsoft.com/office/drawing/2017/model3d" xmlns:o="urn:schemas-microsoft-com:office:office" xmlns:oel="http://schemas.microsoft.com/office/2019/extlst" xmlns:r="http://schemas.openxmlformats.org/officeDocument/2006/relationships" xmlns:m="http://schemas.openxmlformats.org/officeDocument/2006/math" xmlns:v="urn:schemas-microsoft-com:vml" xmlns:wp14="http://schemas.microsoft.com/office/word/2010/wordprocessingDrawing" xmlns:wp="http://schemas.openxmlformats.org/drawingml/2006/wordprocessingDrawing" xmlns:w10="urn:schemas-microsoft-com:office:word" xmlns:w="http://schemas.openxmlformats.org/wordprocessingml/2006/main" xmlns:w14="http://schemas.microsoft.com/office/word/2010/wordml" xmlns:w15="http://schemas.microsoft.com/office/word/2012/wordml" xmlns:w16cex="http://schemas.microsoft.com/office/word/2018/wordml/cex" xmlns:w16cid="http://schemas.microsoft.com/office/word/2016/wordml/cid" xmlns:w16="http://schemas.microsoft.com/office/word/2018/wordml" xmlns:w16du="http://schemas.microsoft.com/office/word/2023/wordml/word16du" xmlns:w16sdtdh="http://schemas.microsoft.com/office/word/2020/wordml/sdtdatahash" xmlns:w16sdtfl="http://schemas.microsoft.com/office/word/2024/wordml/sdtformatlock" xmlns:w16se="http://schemas.microsoft.com/office/word/2015/wordml/symex" xmlns:wpg="http://schemas.microsoft.com/office/word/2010/wordprocessingGroup" xmlns:wpi="http://schemas.microsoft.com/office/word/2010/wordprocessingInk" xmlns:wne="http://schemas.microsoft.com/office/word/2006/wordml" xmlns:wps="http://schemas.microsoft.com/office/word/2010/wordprocessingShape" mc:Ignorable="w14 w15 w16se w16cid w16 w16cex w16sdtdh w16sdtfl w16du wp14">
   <w:body>
     <w:p>
       <w:pPr>
@@ -14,7 +14,7 @@
           <w:sz w:val="36"/>
           <w:szCs w:val="36"/>
         </w:rPr>
-        <w:t xml:space="preserve">Team 4 Proposal</w:t>
+        <w:t>Team 4 Proposal</w:t>
       </w:r>
     </w:p>
     <w:p>
@@ -30,20 +30,20 @@
           <w:sz w:val="28"/>
           <w:szCs w:val="28"/>
         </w:rPr>
-        <w:t xml:space="preserve">Green Thumb</w:t>
+        <w:t>Green Thumb</w:t>
       </w:r>
     </w:p>
     <w:p>
       <w:pPr>
         <w:pStyle w:val="Heading1"/>
-        <w:spacing w:after="150" w:before="300"/>
+        <w:spacing w:before="300" w:after="150"/>
       </w:pPr>
       <w:r>
         <w:rPr>
           <w:b/>
           <w:bCs/>
         </w:rPr>
-        <w:t xml:space="preserve">1) Problem</w:t>
+        <w:t>1) Problem</w:t>
       </w:r>
     </w:p>
     <w:p>
@@ -51,7 +51,7 @@
         <w:spacing w:after="150"/>
       </w:pPr>
       <w:r>
-        <w:t xml:space="preserve">Many people want to grow a garden but don't know what to plant, when to plant it, or how to take care of it. New gardeners often buy plants that don't grow well where they live. They plant too early or too late. They water too much or not enough.</w:t>
+        <w:t>Many people want to grow a garden but don't know what to plant, when to plant it, or how to take care of it. New gardeners often buy plants that don't grow well where they live. They plant too early or too late. They water too much or not enough.</w:t>
       </w:r>
     </w:p>
     <w:p>
@@ -59,20 +59,20 @@
         <w:spacing w:after="150"/>
       </w:pPr>
       <w:r>
-        <w:t xml:space="preserve">This problem matters because it wastes people's time and money, and it makes them give up on gardening before they really get started. Beginners especially need this help, since they don't yet have the experience to know what works in their area.</w:t>
+        <w:t>This problem matters because it wastes people's time and money, and it makes them give up on gardening before they really get started. Beginners especially need this help, since they don't yet have the experience to know what works in their area.</w:t>
       </w:r>
     </w:p>
     <w:p>
       <w:pPr>
         <w:pStyle w:val="Heading1"/>
-        <w:spacing w:after="150" w:before="300"/>
+        <w:spacing w:before="300" w:after="150"/>
       </w:pPr>
       <w:r>
         <w:rPr>
           <w:b/>
           <w:bCs/>
         </w:rPr>
-        <w:t xml:space="preserve">2) Who will use it?</w:t>
+        <w:t>2) Who will use it?</w:t>
       </w:r>
     </w:p>
     <w:p>
@@ -80,7 +80,7 @@
         <w:spacing w:after="150"/>
       </w:pPr>
       <w:r>
-        <w:t xml:space="preserve">Green Thumb is for beginner gardeners, roughly ages 20 to 30, who are new to growing plants. They have the energy and time to work in a garden, but they don't have the knowledge yet.</w:t>
+        <w:t>Green Thumb is for beginner gardeners, roughly ages 20 to 30, who are new to growing plants. They have the energy and time to work in a garden, but they don't have the knowledge yet.</w:t>
       </w:r>
     </w:p>
     <w:p>
@@ -88,20 +88,20 @@
         <w:spacing w:after="150"/>
       </w:pPr>
       <w:r>
-        <w:t xml:space="preserve">They don't want to spend hours searching the internet for answers. They want one simple place that tells them what to do based on exactly where they live.</w:t>
+        <w:t>They don't want to spend hours searching the internet for answers. They want one simple place that tells them what to do based on exactly where they live.</w:t>
       </w:r>
     </w:p>
     <w:p>
       <w:pPr>
         <w:pStyle w:val="Heading1"/>
-        <w:spacing w:after="150" w:before="300"/>
+        <w:spacing w:before="300" w:after="150"/>
       </w:pPr>
       <w:r>
         <w:rPr>
           <w:b/>
           <w:bCs/>
         </w:rPr>
-        <w:t xml:space="preserve">3) What will it do?</w:t>
+        <w:t>3) What will it do?</w:t>
       </w:r>
     </w:p>
     <w:p>
@@ -114,7 +114,15 @@
         <w:spacing w:after="100"/>
       </w:pPr>
       <w:r>
-        <w:t xml:space="preserve">It will find a person's growing zone from their zip code so people can know which plants will actually grow well where they live.</w:t>
+        <w:t xml:space="preserve">It will find a person's growing zone from their zip code so people can know which plants will </w:t>
+      </w:r>
+      <w:proofErr w:type="gramStart"/>
+      <w:r>
+        <w:t>actually grow</w:t>
+      </w:r>
+      <w:proofErr w:type="gramEnd"/>
+      <w:r>
+        <w:t xml:space="preserve"> well where they live.</w:t>
       </w:r>
     </w:p>
     <w:p>
@@ -127,7 +135,7 @@
         <w:spacing w:after="100"/>
       </w:pPr>
       <w:r>
-        <w:t xml:space="preserve">It will suggest plants based on the season and local soil so people can pick the right plants at the right time.</w:t>
+        <w:t>It will suggest plants based on the season and local soil so people can pick the right plants at the right time.</w:t>
       </w:r>
     </w:p>
     <w:p>
@@ -140,7 +148,7 @@
         <w:spacing w:after="100"/>
       </w:pPr>
       <w:r>
-        <w:t xml:space="preserve">It will send alerts about weather that could harm plants so people can protect their garden before it's too late.</w:t>
+        <w:t>It will send alerts about weather that could harm plants so people can protect their garden before it's too late.</w:t>
       </w:r>
     </w:p>
     <w:p>
@@ -153,7 +161,7 @@
         <w:spacing w:after="100"/>
       </w:pPr>
       <w:r>
-        <w:t xml:space="preserve">It will build a simple planting calendar so people can know exactly when to plant and when to expect results.</w:t>
+        <w:t>It will build a simple planting calendar so people can know exactly when to plant and when to expect results.</w:t>
       </w:r>
     </w:p>
     <w:p>
@@ -166,20 +174,28 @@
         <w:spacing w:after="100"/>
       </w:pPr>
       <w:r>
-        <w:t xml:space="preserve">It will let local gardeners share tips and advice so people can learn from others growing in the same area.</w:t>
+        <w:t xml:space="preserve">It will let local gardeners share tips and advice so people can learn from others </w:t>
+      </w:r>
+      <w:proofErr w:type="gramStart"/>
+      <w:r>
+        <w:t>growing</w:t>
+      </w:r>
+      <w:proofErr w:type="gramEnd"/>
+      <w:r>
+        <w:t xml:space="preserve"> in the same area.</w:t>
       </w:r>
     </w:p>
     <w:p>
       <w:pPr>
         <w:pStyle w:val="Heading1"/>
-        <w:spacing w:after="150" w:before="300"/>
+        <w:spacing w:before="300" w:after="150"/>
       </w:pPr>
       <w:r>
         <w:rPr>
           <w:b/>
           <w:bCs/>
         </w:rPr>
-        <w:t xml:space="preserve">4) Example of User Story</w:t>
+        <w:t>4) Example of User Story</w:t>
       </w:r>
     </w:p>
     <w:p>
@@ -187,7 +203,7 @@
         <w:spacing w:after="150"/>
       </w:pPr>
       <w:r>
-        <w:t xml:space="preserve">A new gardener named Dave opens the app for the first time to figure out what to plant in his backyard. He types in his zip code. The app shows him his growing zone and a short list of plants that will do well right now. He picks tomatoes and peppers.</w:t>
+        <w:t>A new gardener named Dave opens the app for the first time to figure out what to plant in his backyard. He types in his zip code. The app shows him his growing zone and a short list of plants that will do well right now. He picks tomatoes and peppers.</w:t>
       </w:r>
     </w:p>
     <w:p>
@@ -195,7 +211,7 @@
         <w:spacing w:after="150"/>
       </w:pPr>
       <w:r>
-        <w:t xml:space="preserve">The app tells him when to plant them and when to expect them to sprout. A week later, the app sends him an alert about a frost coming that night and tells him to cover his plants. He does, and his plants survive.</w:t>
+        <w:t>The app tells him when to plant them and when to expect them to sprout. A week later, the app sends him an alert about a frost coming that night and tells him to cover his plants. He does, and his plants survive.</w:t>
       </w:r>
     </w:p>
     <w:p>
@@ -203,7 +219,7 @@
         <w:spacing w:after="150"/>
       </w:pPr>
       <w:r>
-        <w:t xml:space="preserve">This helps him grow a garden successfully for the first time, without spending hours searching online.</w:t>
+        <w:t>This helps him grow a garden successfully for the first time, without spending hours searching online.</w:t>
       </w:r>
     </w:p>
     <w:p>
@@ -214,14 +230,15 @@
     <w:p>
       <w:pPr>
         <w:pStyle w:val="Heading1"/>
-        <w:spacing w:after="150" w:before="300"/>
+        <w:spacing w:before="300" w:after="150"/>
       </w:pPr>
       <w:r>
         <w:rPr>
           <w:b/>
           <w:bCs/>
         </w:rPr>
-        <w:t xml:space="preserve">5) Round Robin</w:t>
+        <w:lastRenderedPageBreak/>
+        <w:t>5) Round Robin</w:t>
       </w:r>
     </w:p>
     <w:p>
@@ -229,7 +246,7 @@
         <w:spacing w:after="150"/>
       </w:pPr>
       <w:r>
-        <w:t xml:space="preserve">Team brainstorm notes for Green Thumb:</w:t>
+        <w:t>Team brainstorm notes for Green Thumb:</w:t>
       </w:r>
     </w:p>
     <w:p>
@@ -238,11 +255,14 @@
         <w:jc w:val="center"/>
       </w:pPr>
       <w:r>
+        <w:rPr>
+          <w:noProof/>
+        </w:rPr>
         <w:drawing>
-          <wp:inline distT="0" distB="0" distL="0" distR="0">
-            <wp:extent cx="4000500" cy="5334000"/>
-            <wp:effectExtent t="0" r="0" b="0" l="0"/>
-            <wp:docPr id="1" name="" descr="" title=""/>
+          <wp:inline distT="0" distB="0" distL="0" distR="0" wp14:anchorId="548C6EE0" wp14:editId="1A5368DF">
+            <wp:extent cx="4880806" cy="6146800"/>
+            <wp:effectExtent l="0" t="0" r="0" b="6350"/>
+            <wp:docPr id="1" name="Picture 1"/>
             <wp:cNvGraphicFramePr>
               <a:graphicFrameLocks xmlns:a="http://schemas.openxmlformats.org/drawingml/2006/main" noChangeAspect="1"/>
             </wp:cNvGraphicFramePr>
@@ -250,14 +270,14 @@
               <a:graphicData uri="http://schemas.openxmlformats.org/drawingml/2006/picture">
                 <pic:pic xmlns:pic="http://schemas.openxmlformats.org/drawingml/2006/picture">
                   <pic:nvPicPr>
-                    <pic:cNvPr id="0" name="" descr=""/>
+                    <pic:cNvPr id="0" name=""/>
                     <pic:cNvPicPr>
                       <a:picLocks noChangeAspect="1" noChangeArrowheads="1"/>
                     </pic:cNvPicPr>
                   </pic:nvPicPr>
-                  <pic:blipFill>
-                    <a:blip r:embed="rId7" cstate="none"/>
-                    <a:srcRect/>
+                  <pic:blipFill rotWithShape="1">
+                    <a:blip r:embed="rId5"/>
+                    <a:srcRect l="9610" t="15604" r="5839" b="4535"/>
                     <a:stretch>
                       <a:fillRect/>
                     </a:stretch>
@@ -265,11 +285,19 @@
                   <pic:spPr bwMode="auto">
                     <a:xfrm>
                       <a:off x="0" y="0"/>
-                      <a:ext cx="4000500" cy="5334000"/>
+                      <a:ext cx="4896234" cy="6166229"/>
                     </a:xfrm>
                     <a:prstGeom prst="rect">
                       <a:avLst/>
                     </a:prstGeom>
+                    <a:ln>
+                      <a:noFill/>
+                    </a:ln>
+                    <a:extLst>
+                      <a:ext uri="{53640926-AAD7-44D8-BBD7-CCE9431645EC}">
+                        <a14:shadowObscured xmlns:a14="http://schemas.microsoft.com/office/drawing/2010/main"/>
+                      </a:ext>
+                    </a:extLst>
                   </pic:spPr>
                 </pic:pic>
               </a:graphicData>
@@ -288,7 +316,8 @@
         <w:spacing w:after="150"/>
       </w:pPr>
       <w:r>
-        <w:t xml:space="preserve">Team brainstorm notes for "Where's the Beef?":</w:t>
+        <w:lastRenderedPageBreak/>
+        <w:t>Team brainstorm notes for "Where's the Beef?":</w:t>
       </w:r>
     </w:p>
     <w:p>
@@ -297,11 +326,14 @@
         <w:jc w:val="center"/>
       </w:pPr>
       <w:r>
+        <w:rPr>
+          <w:noProof/>
+        </w:rPr>
         <w:drawing>
-          <wp:inline distT="0" distB="0" distL="0" distR="0">
-            <wp:extent cx="4000500" cy="5334000"/>
-            <wp:effectExtent t="0" r="0" b="0" l="0"/>
-            <wp:docPr id="1" name="" descr="" title=""/>
+          <wp:inline distT="0" distB="0" distL="0" distR="0" wp14:anchorId="548C6EE2" wp14:editId="7403B892">
+            <wp:extent cx="5223933" cy="6726824"/>
+            <wp:effectExtent l="0" t="0" r="0" b="0"/>
+            <wp:docPr id="1486870243" name="Picture 1486870243"/>
             <wp:cNvGraphicFramePr>
               <a:graphicFrameLocks xmlns:a="http://schemas.openxmlformats.org/drawingml/2006/main" noChangeAspect="1"/>
             </wp:cNvGraphicFramePr>
@@ -309,14 +341,14 @@
               <a:graphicData uri="http://schemas.openxmlformats.org/drawingml/2006/picture">
                 <pic:pic xmlns:pic="http://schemas.openxmlformats.org/drawingml/2006/picture">
                   <pic:nvPicPr>
-                    <pic:cNvPr id="0" name="" descr=""/>
+                    <pic:cNvPr id="0" name=""/>
                     <pic:cNvPicPr>
                       <a:picLocks noChangeAspect="1" noChangeArrowheads="1"/>
                     </pic:cNvPicPr>
                   </pic:nvPicPr>
-                  <pic:blipFill>
-                    <a:blip r:embed="rId8" cstate="none"/>
-                    <a:srcRect/>
+                  <pic:blipFill rotWithShape="1">
+                    <a:blip r:embed="rId6"/>
+                    <a:srcRect l="9985" t="12806" r="2787" b="2950"/>
                     <a:stretch>
                       <a:fillRect/>
                     </a:stretch>
@@ -324,11 +356,19 @@
                   <pic:spPr bwMode="auto">
                     <a:xfrm>
                       <a:off x="0" y="0"/>
-                      <a:ext cx="4000500" cy="5334000"/>
+                      <a:ext cx="5236480" cy="6742981"/>
                     </a:xfrm>
                     <a:prstGeom prst="rect">
                       <a:avLst/>
                     </a:prstGeom>
+                    <a:ln>
+                      <a:noFill/>
+                    </a:ln>
+                    <a:extLst>
+                      <a:ext uri="{53640926-AAD7-44D8-BBD7-CCE9431645EC}">
+                        <a14:shadowObscured xmlns:a14="http://schemas.microsoft.com/office/drawing/2010/main"/>
+                      </a:ext>
+                    </a:extLst>
                   </pic:spPr>
                 </pic:pic>
               </a:graphicData>
@@ -347,7 +387,16 @@
         <w:spacing w:after="150"/>
       </w:pPr>
       <w:r>
-        <w:t xml:space="preserve">Character page — "Dirt Nap Dave" proto-persona:</w:t>
+        <w:lastRenderedPageBreak/>
+        <w:t xml:space="preserve">Character </w:t>
+      </w:r>
+      <w:proofErr w:type="gramStart"/>
+      <w:r>
+        <w:t>page — "</w:t>
+      </w:r>
+      <w:proofErr w:type="gramEnd"/>
+      <w:r>
+        <w:t>Dirt Nap Dave" proto-persona:</w:t>
       </w:r>
     </w:p>
     <w:p>
@@ -356,11 +405,14 @@
         <w:jc w:val="center"/>
       </w:pPr>
       <w:r>
+        <w:rPr>
+          <w:noProof/>
+        </w:rPr>
         <w:drawing>
-          <wp:inline distT="0" distB="0" distL="0" distR="0">
-            <wp:extent cx="5524500" cy="4381500"/>
-            <wp:effectExtent t="0" r="0" b="0" l="0"/>
-            <wp:docPr id="1" name="" descr="" title=""/>
+          <wp:inline distT="0" distB="0" distL="0" distR="0" wp14:anchorId="548C6EE4" wp14:editId="2BE32422">
+            <wp:extent cx="6333067" cy="4827275"/>
+            <wp:effectExtent l="0" t="0" r="0" b="0"/>
+            <wp:docPr id="1899821063" name="Picture 1899821063"/>
             <wp:cNvGraphicFramePr>
               <a:graphicFrameLocks xmlns:a="http://schemas.openxmlformats.org/drawingml/2006/main" noChangeAspect="1"/>
             </wp:cNvGraphicFramePr>
@@ -368,14 +420,14 @@
               <a:graphicData uri="http://schemas.openxmlformats.org/drawingml/2006/picture">
                 <pic:pic xmlns:pic="http://schemas.openxmlformats.org/drawingml/2006/picture">
                   <pic:nvPicPr>
-                    <pic:cNvPr id="0" name="" descr=""/>
+                    <pic:cNvPr id="0" name=""/>
                     <pic:cNvPicPr>
                       <a:picLocks noChangeAspect="1" noChangeArrowheads="1"/>
                     </pic:cNvPicPr>
                   </pic:nvPicPr>
-                  <pic:blipFill>
-                    <a:blip r:embed="rId9" cstate="none"/>
-                    <a:srcRect/>
+                  <pic:blipFill rotWithShape="1">
+                    <a:blip r:embed="rId7"/>
+                    <a:srcRect t="4941" r="825" b="-256"/>
                     <a:stretch>
                       <a:fillRect/>
                     </a:stretch>
@@ -383,11 +435,19 @@
                   <pic:spPr bwMode="auto">
                     <a:xfrm>
                       <a:off x="0" y="0"/>
-                      <a:ext cx="5524500" cy="4381500"/>
+                      <a:ext cx="6342143" cy="4834193"/>
                     </a:xfrm>
                     <a:prstGeom prst="rect">
                       <a:avLst/>
                     </a:prstGeom>
+                    <a:ln>
+                      <a:noFill/>
+                    </a:ln>
+                    <a:extLst>
+                      <a:ext uri="{53640926-AAD7-44D8-BBD7-CCE9431645EC}">
+                        <a14:shadowObscured xmlns:a14="http://schemas.microsoft.com/office/drawing/2010/main"/>
+                      </a:ext>
+                    </a:extLst>
                   </pic:spPr>
                 </pic:pic>
               </a:graphicData>
@@ -397,98 +457,22 @@
       </w:r>
     </w:p>
     <w:sectPr>
-      <w:pgSz w:w="12240" w:h="15840" w:orient="portrait"/>
+      <w:pgSz w:w="12240" w:h="15840"/>
       <w:pgMar w:top="1440" w:right="1440" w:bottom="1440" w:left="1440" w:header="708" w:footer="708" w:gutter="0"/>
-      <w:pgNumType/>
+      <w:cols w:space="720"/>
       <w:docGrid w:linePitch="360"/>
     </w:sectPr>
   </w:body>
 </w:document>
 </file>
 
-<file path=word/comments.xml><?xml version="1.0" encoding="utf-8"?>
-<w:comments xmlns:cx="http://schemas.microsoft.com/office/drawing/2014/chartex" xmlns:cx1="http://schemas.microsoft.com/office/drawing/2015/9/8/chartex" xmlns:cx2="http://schemas.microsoft.com/office/drawing/2015/10/21/chartex" xmlns:cx3="http://schemas.microsoft.com/office/drawing/2016/5/9/chartex" xmlns:cx4="http://schemas.microsoft.com/office/drawing/2016/5/10/chartex" xmlns:cx5="http://schemas.microsoft.com/office/drawing/2016/5/11/chartex" xmlns:cx6="http://schemas.microsoft.com/office/drawing/2016/5/12/chartex" xmlns:cx7="http://schemas.microsoft.com/office/drawing/2016/5/13/chartex" xmlns:cx8="http://schemas.microsoft.com/office/drawing/2016/5/14/chartex" xmlns:mc="http://schemas.openxmlformats.org/markup-compatibility/2006" xmlns:aink="http://schemas.microsoft.com/office/drawing/2016/ink" xmlns:am3d="http://schemas.microsoft.com/office/drawing/2017/model3d" xmlns:o="urn:schemas-microsoft-com:office:office" xmlns:r="http://schemas.openxmlformats.org/officeDocument/2006/relationships" xmlns:m="http://schemas.openxmlformats.org/officeDocument/2006/math" xmlns:v="urn:schemas-microsoft-com:vml" xmlns:wp14="http://schemas.microsoft.com/office/word/2010/wordprocessingDrawing" xmlns:wp="http://schemas.openxmlformats.org/drawingml/2006/wordprocessingDrawing" xmlns:w10="urn:schemas-microsoft-com:office:word" xmlns:w="http://schemas.openxmlformats.org/wordprocessingml/2006/main" xmlns:w14="http://schemas.microsoft.com/office/word/2010/wordml" xmlns:w15="http://schemas.microsoft.com/office/word/2012/wordml" xmlns:w16cex="http://schemas.microsoft.com/office/word/2018/wordml/cex" xmlns:w16cid="http://schemas.microsoft.com/office/word/2016/wordml/cid" xmlns:w16="http://schemas.microsoft.com/office/word/2018/wordml" xmlns:w16sdtdh="http://schemas.microsoft.com/office/word/2020/wordml/sdtdatahash" xmlns:w16se="http://schemas.microsoft.com/office/word/2015/wordml/symex" xmlns:wpg="http://schemas.microsoft.com/office/word/2010/wordprocessingGroup" xmlns:wpi="http://schemas.microsoft.com/office/word/2010/wordprocessingInk" xmlns:wne="http://schemas.microsoft.com/office/word/2006/wordml" xmlns:wps="http://schemas.microsoft.com/office/word/2010/wordprocessingShape"/>
-</file>
-
-<file path=word/endnotes.xml><?xml version="1.0" encoding="utf-8"?>
-<w:endnotes xmlns:wpc="http://schemas.microsoft.com/office/word/2010/wordprocessingCanvas" xmlns:mc="http://schemas.openxmlformats.org/markup-compatibility/2006" xmlns:o="urn:schemas-microsoft-com:office:office" xmlns:r="http://schemas.openxmlformats.org/officeDocument/2006/relationships" xmlns:m="http://schemas.openxmlformats.org/officeDocument/2006/math" xmlns:v="urn:schemas-microsoft-com:vml" xmlns:wp14="http://schemas.microsoft.com/office/word/2010/wordprocessingDrawing" xmlns:wp="http://schemas.openxmlformats.org/drawingml/2006/wordprocessingDrawing" xmlns:w10="urn:schemas-microsoft-com:office:word" xmlns:w="http://schemas.openxmlformats.org/wordprocessingml/2006/main" xmlns:w14="http://schemas.microsoft.com/office/word/2010/wordml" xmlns:w15="http://schemas.microsoft.com/office/word/2012/wordml" xmlns:wpg="http://schemas.microsoft.com/office/word/2010/wordprocessingGroup" xmlns:wpi="http://schemas.microsoft.com/office/word/2010/wordprocessingInk" xmlns:wne="http://schemas.microsoft.com/office/word/2006/wordml" xmlns:wps="http://schemas.microsoft.com/office/word/2010/wordprocessingShape" mc:Ignorable="w14 w15 wp14">
-  <w:endnote w:type="separator" w:id="-1">
-    <w:p>
-      <w:pPr>
-        <w:spacing w:after="0" w:line="240" w:lineRule="auto"/>
-      </w:pPr>
-      <w:r>
-        <w:rPr>
-          <w:rStyle w:val="EndnoteReference"/>
-        </w:rPr>
-        <w:endnoteRef/>
-      </w:r>
-      <w:r>
-        <w:separator/>
-      </w:r>
-    </w:p>
-  </w:endnote>
-  <w:endnote w:type="continuationSeparator" w:id="0">
-    <w:p>
-      <w:pPr>
-        <w:spacing w:after="0" w:line="240" w:lineRule="auto"/>
-      </w:pPr>
-      <w:r>
-        <w:rPr>
-          <w:rStyle w:val="EndnoteReference"/>
-        </w:rPr>
-        <w:endnoteRef/>
-      </w:r>
-      <w:r>
-        <w:continuationSeparator/>
-      </w:r>
-    </w:p>
-  </w:endnote>
-</w:endnotes>
-</file>
-
-<file path=word/footnotes.xml><?xml version="1.0" encoding="utf-8"?>
-<w:footnotes xmlns:wpc="http://schemas.microsoft.com/office/word/2010/wordprocessingCanvas" xmlns:mc="http://schemas.openxmlformats.org/markup-compatibility/2006" xmlns:o="urn:schemas-microsoft-com:office:office" xmlns:r="http://schemas.openxmlformats.org/officeDocument/2006/relationships" xmlns:m="http://schemas.openxmlformats.org/officeDocument/2006/math" xmlns:v="urn:schemas-microsoft-com:vml" xmlns:wp14="http://schemas.microsoft.com/office/word/2010/wordprocessingDrawing" xmlns:wp="http://schemas.openxmlformats.org/drawingml/2006/wordprocessingDrawing" xmlns:w10="urn:schemas-microsoft-com:office:word" xmlns:w="http://schemas.openxmlformats.org/wordprocessingml/2006/main" xmlns:w14="http://schemas.microsoft.com/office/word/2010/wordml" xmlns:w15="http://schemas.microsoft.com/office/word/2012/wordml" xmlns:wpg="http://schemas.microsoft.com/office/word/2010/wordprocessingGroup" xmlns:wpi="http://schemas.microsoft.com/office/word/2010/wordprocessingInk" xmlns:wne="http://schemas.microsoft.com/office/word/2006/wordml" xmlns:wps="http://schemas.microsoft.com/office/word/2010/wordprocessingShape" mc:Ignorable="w14 w15 wp14">
-  <w:footnote w:type="separator" w:id="-1">
-    <w:p>
-      <w:pPr>
-        <w:spacing w:after="0" w:line="240" w:lineRule="auto"/>
-      </w:pPr>
-      <w:r>
-        <w:rPr>
-          <w:rStyle w:val="FootnoteReference"/>
-        </w:rPr>
-        <w:footnoteRef/>
-      </w:r>
-      <w:r>
-        <w:separator/>
-      </w:r>
-    </w:p>
-  </w:footnote>
-  <w:footnote w:type="continuationSeparator" w:id="0">
-    <w:p>
-      <w:pPr>
-        <w:spacing w:after="0" w:line="240" w:lineRule="auto"/>
-      </w:pPr>
-      <w:r>
-        <w:rPr>
-          <w:rStyle w:val="FootnoteReference"/>
-        </w:rPr>
-        <w:footnoteRef/>
-      </w:r>
-      <w:r>
-        <w:continuationSeparator/>
-      </w:r>
-    </w:p>
-  </w:footnote>
-</w:footnotes>
-</file>
-
 <file path=word/numbering.xml><?xml version="1.0" encoding="utf-8"?>
-<w:numbering xmlns:wpc="http://schemas.microsoft.com/office/word/2010/wordprocessingCanvas" xmlns:mc="http://schemas.openxmlformats.org/markup-compatibility/2006" xmlns:o="urn:schemas-microsoft-com:office:office" xmlns:r="http://schemas.openxmlformats.org/officeDocument/2006/relationships" xmlns:m="http://schemas.openxmlformats.org/officeDocument/2006/math" xmlns:v="urn:schemas-microsoft-com:vml" xmlns:wp14="http://schemas.microsoft.com/office/word/2010/wordprocessingDrawing" xmlns:wp="http://schemas.openxmlformats.org/drawingml/2006/wordprocessingDrawing" xmlns:w10="urn:schemas-microsoft-com:office:word" xmlns:w="http://schemas.openxmlformats.org/wordprocessingml/2006/main" xmlns:w14="http://schemas.microsoft.com/office/word/2010/wordml" xmlns:w15="http://schemas.microsoft.com/office/word/2012/wordml" xmlns:wpg="http://schemas.microsoft.com/office/word/2010/wordprocessingGroup" xmlns:wpi="http://schemas.microsoft.com/office/word/2010/wordprocessingInk" xmlns:wne="http://schemas.microsoft.com/office/word/2006/wordml" xmlns:wps="http://schemas.microsoft.com/office/word/2010/wordprocessingShape" mc:Ignorable="w14 w15 wp14">
-  <w:abstractNum w:abstractNumId="1" w15:restartNumberingAfterBreak="0">
+<w:numbering xmlns:wpc="http://schemas.microsoft.com/office/word/2010/wordprocessingCanvas" xmlns:cx="http://schemas.microsoft.com/office/drawing/2014/chartex" xmlns:cx1="http://schemas.microsoft.com/office/drawing/2015/9/8/chartex" xmlns:cx2="http://schemas.microsoft.com/office/drawing/2015/10/21/chartex" xmlns:cx3="http://schemas.microsoft.com/office/drawing/2016/5/9/chartex" xmlns:cx4="http://schemas.microsoft.com/office/drawing/2016/5/10/chartex" xmlns:cx5="http://schemas.microsoft.com/office/drawing/2016/5/11/chartex" xmlns:cx6="http://schemas.microsoft.com/office/drawing/2016/5/12/chartex" xmlns:cx7="http://schemas.microsoft.com/office/drawing/2016/5/13/chartex" xmlns:cx8="http://schemas.microsoft.com/office/drawing/2016/5/14/chartex" xmlns:mc="http://schemas.openxmlformats.org/markup-compatibility/2006" xmlns:aink="http://schemas.microsoft.com/office/drawing/2016/ink" xmlns:am3d="http://schemas.microsoft.com/office/drawing/2017/model3d" xmlns:o="urn:schemas-microsoft-com:office:office" xmlns:oel="http://schemas.microsoft.com/office/2019/extlst" xmlns:r="http://schemas.openxmlformats.org/officeDocument/2006/relationships" xmlns:m="http://schemas.openxmlformats.org/officeDocument/2006/math" xmlns:v="urn:schemas-microsoft-com:vml" xmlns:wp14="http://schemas.microsoft.com/office/word/2010/wordprocessingDrawing" xmlns:wp="http://schemas.openxmlformats.org/drawingml/2006/wordprocessingDrawing" xmlns:w10="urn:schemas-microsoft-com:office:word" xmlns:w="http://schemas.openxmlformats.org/wordprocessingml/2006/main" xmlns:w14="http://schemas.microsoft.com/office/word/2010/wordml" xmlns:w15="http://schemas.microsoft.com/office/word/2012/wordml" xmlns:w16cex="http://schemas.microsoft.com/office/word/2018/wordml/cex" xmlns:w16cid="http://schemas.microsoft.com/office/word/2016/wordml/cid" xmlns:w16="http://schemas.microsoft.com/office/word/2018/wordml" xmlns:w16du="http://schemas.microsoft.com/office/word/2023/wordml/word16du" xmlns:w16sdtdh="http://schemas.microsoft.com/office/word/2020/wordml/sdtdatahash" xmlns:w16sdtfl="http://schemas.microsoft.com/office/word/2024/wordml/sdtformatlock" xmlns:w16se="http://schemas.microsoft.com/office/word/2015/wordml/symex" xmlns:wpg="http://schemas.microsoft.com/office/word/2010/wordprocessingGroup" xmlns:wpi="http://schemas.microsoft.com/office/word/2010/wordprocessingInk" xmlns:wne="http://schemas.microsoft.com/office/word/2006/wordml" xmlns:wps="http://schemas.microsoft.com/office/word/2010/wordprocessingShape" mc:Ignorable="w14 w15 w16se w16cid w16 w16cex w16sdtdh w16sdtfl w16du wp14">
+  <w:abstractNum w:abstractNumId="0" w15:restartNumberingAfterBreak="0">
+    <w:nsid w:val="2A815FC2"/>
     <w:multiLevelType w:val="hybridMultilevel"/>
-    <w:lvl w:ilvl="0" w15:tentative="1">
+    <w:tmpl w:val="F7D07CA2"/>
+    <w:lvl w:ilvl="0" w:tplc="DC6A7670">
       <w:start w:val="1"/>
       <w:numFmt w:val="bullet"/>
       <w:lvlText w:val="●"/>
@@ -497,7 +481,7 @@
         <w:ind w:left="720" w:hanging="360"/>
       </w:pPr>
     </w:lvl>
-    <w:lvl w:ilvl="1" w15:tentative="1">
+    <w:lvl w:ilvl="1" w:tplc="3C3E66A8">
       <w:start w:val="1"/>
       <w:numFmt w:val="bullet"/>
       <w:lvlText w:val="○"/>
@@ -506,7 +490,7 @@
         <w:ind w:left="1440" w:hanging="360"/>
       </w:pPr>
     </w:lvl>
-    <w:lvl w:ilvl="2" w15:tentative="1">
+    <w:lvl w:ilvl="2" w:tplc="D61EE236">
       <w:start w:val="1"/>
       <w:numFmt w:val="bullet"/>
       <w:lvlText w:val="■"/>
@@ -515,7 +499,7 @@
         <w:ind w:left="2160" w:hanging="360"/>
       </w:pPr>
     </w:lvl>
-    <w:lvl w:ilvl="3" w15:tentative="1">
+    <w:lvl w:ilvl="3" w:tplc="BF9AF744">
       <w:start w:val="1"/>
       <w:numFmt w:val="bullet"/>
       <w:lvlText w:val="●"/>
@@ -524,7 +508,7 @@
         <w:ind w:left="2880" w:hanging="360"/>
       </w:pPr>
     </w:lvl>
-    <w:lvl w:ilvl="4" w15:tentative="1">
+    <w:lvl w:ilvl="4" w:tplc="7F903DD4">
       <w:start w:val="1"/>
       <w:numFmt w:val="bullet"/>
       <w:lvlText w:val="○"/>
@@ -533,7 +517,7 @@
         <w:ind w:left="3600" w:hanging="360"/>
       </w:pPr>
     </w:lvl>
-    <w:lvl w:ilvl="5" w15:tentative="1">
+    <w:lvl w:ilvl="5" w:tplc="380A33B2">
       <w:start w:val="1"/>
       <w:numFmt w:val="bullet"/>
       <w:lvlText w:val="■"/>
@@ -542,7 +526,7 @@
         <w:ind w:left="4320" w:hanging="360"/>
       </w:pPr>
     </w:lvl>
-    <w:lvl w:ilvl="6" w15:tentative="1">
+    <w:lvl w:ilvl="6" w:tplc="BDD4E620">
       <w:start w:val="1"/>
       <w:numFmt w:val="bullet"/>
       <w:lvlText w:val="●"/>
@@ -551,7 +535,7 @@
         <w:ind w:left="5040" w:hanging="360"/>
       </w:pPr>
     </w:lvl>
-    <w:lvl w:ilvl="7" w15:tentative="1">
+    <w:lvl w:ilvl="7" w:tplc="194C01D8">
       <w:start w:val="1"/>
       <w:numFmt w:val="bullet"/>
       <w:lvlText w:val="●"/>
@@ -560,7 +544,7 @@
         <w:ind w:left="5760" w:hanging="360"/>
       </w:pPr>
     </w:lvl>
-    <w:lvl w:ilvl="8" w15:tentative="1">
+    <w:lvl w:ilvl="8" w:tplc="303A9B3A">
       <w:start w:val="1"/>
       <w:numFmt w:val="bullet"/>
       <w:lvlText w:val="●"/>
@@ -570,8 +554,8 @@
       </w:pPr>
     </w:lvl>
   </w:abstractNum>
-  <w:num w:numId="1">
-    <w:abstractNumId w:val="1"/>
+  <w:num w:numId="1" w16cid:durableId="1217594744">
+    <w:abstractNumId w:val="0"/>
     <w:lvlOverride w:ilvl="0">
       <w:startOverride w:val="1"/>
     </w:lvlOverride>
@@ -580,87 +564,520 @@
 </file>
 
 <file path=word/styles.xml><?xml version="1.0" encoding="utf-8"?>
-<w:styles xmlns:mc="http://schemas.openxmlformats.org/markup-compatibility/2006" xmlns:r="http://schemas.openxmlformats.org/officeDocument/2006/relationships" xmlns:w="http://schemas.openxmlformats.org/wordprocessingml/2006/main" xmlns:w14="http://schemas.microsoft.com/office/word/2010/wordml" xmlns:w15="http://schemas.microsoft.com/office/word/2012/wordml" mc:Ignorable="w14 w15">
+<w:styles xmlns:mc="http://schemas.openxmlformats.org/markup-compatibility/2006" xmlns:r="http://schemas.openxmlformats.org/officeDocument/2006/relationships" xmlns:w="http://schemas.openxmlformats.org/wordprocessingml/2006/main" xmlns:w14="http://schemas.microsoft.com/office/word/2010/wordml" xmlns:w15="http://schemas.microsoft.com/office/word/2012/wordml" xmlns:w16cex="http://schemas.microsoft.com/office/word/2018/wordml/cex" xmlns:w16cid="http://schemas.microsoft.com/office/word/2016/wordml/cid" xmlns:w16="http://schemas.microsoft.com/office/word/2018/wordml" xmlns:w16du="http://schemas.microsoft.com/office/word/2023/wordml/word16du" xmlns:w16sdtdh="http://schemas.microsoft.com/office/word/2020/wordml/sdtdatahash" xmlns:w16sdtfl="http://schemas.microsoft.com/office/word/2024/wordml/sdtformatlock" xmlns:w16se="http://schemas.microsoft.com/office/word/2015/wordml/symex" mc:Ignorable="w14 w15 w16se w16cid w16 w16cex w16sdtdh w16sdtfl w16du">
   <w:docDefaults>
-    <w:rPrDefault/>
+    <w:rPrDefault>
+      <w:rPr>
+        <w:rFonts w:ascii="Times New Roman" w:eastAsia="Times New Roman" w:hAnsi="Times New Roman" w:cs="Times New Roman"/>
+        <w:lang w:val="en-US" w:eastAsia="ko-KR" w:bidi="ar-SA"/>
+      </w:rPr>
+    </w:rPrDefault>
     <w:pPrDefault/>
   </w:docDefaults>
+  <w:latentStyles w:defLockedState="0" w:defUIPriority="99" w:defSemiHidden="0" w:defUnhideWhenUsed="0" w:defQFormat="0" w:count="376">
+    <w:lsdException w:name="Normal" w:uiPriority="0" w:qFormat="1"/>
+    <w:lsdException w:name="heading 1" w:uiPriority="9" w:qFormat="1"/>
+    <w:lsdException w:name="heading 2" w:semiHidden="1" w:uiPriority="9" w:unhideWhenUsed="1" w:qFormat="1"/>
+    <w:lsdException w:name="heading 3" w:semiHidden="1" w:uiPriority="9" w:unhideWhenUsed="1" w:qFormat="1"/>
+    <w:lsdException w:name="heading 4" w:semiHidden="1" w:uiPriority="9" w:unhideWhenUsed="1" w:qFormat="1"/>
+    <w:lsdException w:name="heading 5" w:semiHidden="1" w:uiPriority="9" w:unhideWhenUsed="1" w:qFormat="1"/>
+    <w:lsdException w:name="heading 6" w:semiHidden="1" w:uiPriority="9" w:unhideWhenUsed="1" w:qFormat="1"/>
+    <w:lsdException w:name="heading 7" w:semiHidden="1" w:uiPriority="9" w:unhideWhenUsed="1" w:qFormat="1"/>
+    <w:lsdException w:name="heading 8" w:semiHidden="1" w:uiPriority="9" w:unhideWhenUsed="1" w:qFormat="1"/>
+    <w:lsdException w:name="heading 9" w:semiHidden="1" w:uiPriority="9" w:unhideWhenUsed="1" w:qFormat="1"/>
+    <w:lsdException w:name="index 1" w:semiHidden="1" w:unhideWhenUsed="1"/>
+    <w:lsdException w:name="index 2" w:semiHidden="1" w:unhideWhenUsed="1"/>
+    <w:lsdException w:name="index 3" w:semiHidden="1" w:unhideWhenUsed="1"/>
+    <w:lsdException w:name="index 4" w:semiHidden="1" w:unhideWhenUsed="1"/>
+    <w:lsdException w:name="index 5" w:semiHidden="1" w:unhideWhenUsed="1"/>
+    <w:lsdException w:name="index 6" w:semiHidden="1" w:unhideWhenUsed="1"/>
+    <w:lsdException w:name="index 7" w:semiHidden="1" w:unhideWhenUsed="1"/>
+    <w:lsdException w:name="index 8" w:semiHidden="1" w:unhideWhenUsed="1"/>
+    <w:lsdException w:name="index 9" w:semiHidden="1" w:unhideWhenUsed="1"/>
+    <w:lsdException w:name="toc 1" w:semiHidden="1" w:uiPriority="39" w:unhideWhenUsed="1"/>
+    <w:lsdException w:name="toc 2" w:semiHidden="1" w:uiPriority="39" w:unhideWhenUsed="1"/>
+    <w:lsdException w:name="toc 3" w:semiHidden="1" w:uiPriority="39" w:unhideWhenUsed="1"/>
+    <w:lsdException w:name="toc 4" w:semiHidden="1" w:uiPriority="39" w:unhideWhenUsed="1"/>
+    <w:lsdException w:name="toc 5" w:semiHidden="1" w:uiPriority="39" w:unhideWhenUsed="1"/>
+    <w:lsdException w:name="toc 6" w:semiHidden="1" w:uiPriority="39" w:unhideWhenUsed="1"/>
+    <w:lsdException w:name="toc 7" w:semiHidden="1" w:uiPriority="39" w:unhideWhenUsed="1"/>
+    <w:lsdException w:name="toc 8" w:semiHidden="1" w:uiPriority="39" w:unhideWhenUsed="1"/>
+    <w:lsdException w:name="toc 9" w:semiHidden="1" w:uiPriority="39" w:unhideWhenUsed="1"/>
+    <w:lsdException w:name="Normal Indent" w:semiHidden="1" w:unhideWhenUsed="1"/>
+    <w:lsdException w:name="footnote text" w:semiHidden="1" w:unhideWhenUsed="1"/>
+    <w:lsdException w:name="annotation text" w:semiHidden="1" w:unhideWhenUsed="1"/>
+    <w:lsdException w:name="header" w:semiHidden="1" w:unhideWhenUsed="1"/>
+    <w:lsdException w:name="footer" w:semiHidden="1" w:unhideWhenUsed="1"/>
+    <w:lsdException w:name="index heading" w:semiHidden="1" w:unhideWhenUsed="1"/>
+    <w:lsdException w:name="caption" w:semiHidden="1" w:uiPriority="35" w:unhideWhenUsed="1" w:qFormat="1"/>
+    <w:lsdException w:name="table of figures" w:semiHidden="1" w:unhideWhenUsed="1"/>
+    <w:lsdException w:name="envelope address" w:semiHidden="1" w:unhideWhenUsed="1"/>
+    <w:lsdException w:name="envelope return" w:semiHidden="1" w:unhideWhenUsed="1"/>
+    <w:lsdException w:name="footnote reference" w:semiHidden="1" w:unhideWhenUsed="1"/>
+    <w:lsdException w:name="annotation reference" w:semiHidden="1" w:unhideWhenUsed="1"/>
+    <w:lsdException w:name="line number" w:semiHidden="1" w:unhideWhenUsed="1"/>
+    <w:lsdException w:name="page number" w:semiHidden="1" w:unhideWhenUsed="1"/>
+    <w:lsdException w:name="endnote reference" w:semiHidden="1" w:unhideWhenUsed="1"/>
+    <w:lsdException w:name="endnote text" w:semiHidden="1" w:unhideWhenUsed="1"/>
+    <w:lsdException w:name="table of authorities" w:semiHidden="1" w:unhideWhenUsed="1"/>
+    <w:lsdException w:name="macro" w:semiHidden="1" w:unhideWhenUsed="1"/>
+    <w:lsdException w:name="toa heading" w:semiHidden="1" w:unhideWhenUsed="1"/>
+    <w:lsdException w:name="List" w:semiHidden="1" w:unhideWhenUsed="1"/>
+    <w:lsdException w:name="List Bullet" w:semiHidden="1" w:unhideWhenUsed="1"/>
+    <w:lsdException w:name="List Number" w:semiHidden="1" w:unhideWhenUsed="1"/>
+    <w:lsdException w:name="List 2" w:semiHidden="1" w:unhideWhenUsed="1"/>
+    <w:lsdException w:name="List 3" w:semiHidden="1" w:unhideWhenUsed="1"/>
+    <w:lsdException w:name="List 4" w:semiHidden="1" w:unhideWhenUsed="1"/>
+    <w:lsdException w:name="List 5" w:semiHidden="1" w:unhideWhenUsed="1"/>
+    <w:lsdException w:name="List Bullet 2" w:semiHidden="1" w:unhideWhenUsed="1"/>
+    <w:lsdException w:name="List Bullet 3" w:semiHidden="1" w:unhideWhenUsed="1"/>
+    <w:lsdException w:name="List Bullet 4" w:semiHidden="1" w:unhideWhenUsed="1"/>
+    <w:lsdException w:name="List Bullet 5" w:semiHidden="1" w:unhideWhenUsed="1"/>
+    <w:lsdException w:name="List Number 2" w:semiHidden="1" w:unhideWhenUsed="1"/>
+    <w:lsdException w:name="List Number 3" w:semiHidden="1" w:unhideWhenUsed="1"/>
+    <w:lsdException w:name="List Number 4" w:semiHidden="1" w:unhideWhenUsed="1"/>
+    <w:lsdException w:name="List Number 5" w:semiHidden="1" w:unhideWhenUsed="1"/>
+    <w:lsdException w:name="Title" w:uiPriority="10" w:qFormat="1"/>
+    <w:lsdException w:name="Closing" w:semiHidden="1" w:unhideWhenUsed="1"/>
+    <w:lsdException w:name="Signature" w:semiHidden="1" w:unhideWhenUsed="1"/>
+    <w:lsdException w:name="Default Paragraph Font" w:semiHidden="1" w:uiPriority="1" w:unhideWhenUsed="1"/>
+    <w:lsdException w:name="Body Text" w:semiHidden="1" w:unhideWhenUsed="1"/>
+    <w:lsdException w:name="Body Text Indent" w:semiHidden="1" w:unhideWhenUsed="1"/>
+    <w:lsdException w:name="List Continue" w:semiHidden="1" w:unhideWhenUsed="1"/>
+    <w:lsdException w:name="List Continue 2" w:semiHidden="1" w:unhideWhenUsed="1"/>
+    <w:lsdException w:name="List Continue 3" w:semiHidden="1" w:unhideWhenUsed="1"/>
+    <w:lsdException w:name="List Continue 4" w:semiHidden="1" w:unhideWhenUsed="1"/>
+    <w:lsdException w:name="List Continue 5" w:semiHidden="1" w:unhideWhenUsed="1"/>
+    <w:lsdException w:name="Message Header" w:semiHidden="1" w:unhideWhenUsed="1"/>
+    <w:lsdException w:name="Subtitle" w:uiPriority="11" w:qFormat="1"/>
+    <w:lsdException w:name="Salutation" w:semiHidden="1" w:unhideWhenUsed="1"/>
+    <w:lsdException w:name="Date" w:semiHidden="1" w:unhideWhenUsed="1"/>
+    <w:lsdException w:name="Body Text First Indent" w:semiHidden="1" w:unhideWhenUsed="1"/>
+    <w:lsdException w:name="Body Text First Indent 2" w:semiHidden="1" w:unhideWhenUsed="1"/>
+    <w:lsdException w:name="Note Heading" w:semiHidden="1" w:unhideWhenUsed="1"/>
+    <w:lsdException w:name="Body Text 2" w:semiHidden="1" w:unhideWhenUsed="1"/>
+    <w:lsdException w:name="Body Text 3" w:semiHidden="1" w:unhideWhenUsed="1"/>
+    <w:lsdException w:name="Body Text Indent 2" w:semiHidden="1" w:unhideWhenUsed="1"/>
+    <w:lsdException w:name="Body Text Indent 3" w:semiHidden="1" w:unhideWhenUsed="1"/>
+    <w:lsdException w:name="Block Text" w:semiHidden="1" w:unhideWhenUsed="1"/>
+    <w:lsdException w:name="Hyperlink" w:semiHidden="1" w:unhideWhenUsed="1"/>
+    <w:lsdException w:name="FollowedHyperlink" w:semiHidden="1" w:unhideWhenUsed="1"/>
+    <w:lsdException w:name="Strong" w:uiPriority="22" w:qFormat="1"/>
+    <w:lsdException w:name="Emphasis" w:uiPriority="20" w:qFormat="1"/>
+    <w:lsdException w:name="Document Map" w:semiHidden="1" w:unhideWhenUsed="1"/>
+    <w:lsdException w:name="Plain Text" w:semiHidden="1" w:unhideWhenUsed="1"/>
+    <w:lsdException w:name="E-mail Signature" w:semiHidden="1" w:unhideWhenUsed="1"/>
+    <w:lsdException w:name="HTML Top of Form" w:semiHidden="1" w:unhideWhenUsed="1"/>
+    <w:lsdException w:name="HTML Bottom of Form" w:semiHidden="1" w:unhideWhenUsed="1"/>
+    <w:lsdException w:name="Normal (Web)" w:semiHidden="1" w:unhideWhenUsed="1"/>
+    <w:lsdException w:name="HTML Acronym" w:semiHidden="1" w:unhideWhenUsed="1"/>
+    <w:lsdException w:name="HTML Address" w:semiHidden="1" w:unhideWhenUsed="1"/>
+    <w:lsdException w:name="HTML Cite" w:semiHidden="1" w:unhideWhenUsed="1"/>
+    <w:lsdException w:name="HTML Code" w:semiHidden="1" w:unhideWhenUsed="1"/>
+    <w:lsdException w:name="HTML Definition" w:semiHidden="1" w:unhideWhenUsed="1"/>
+    <w:lsdException w:name="HTML Keyboard" w:semiHidden="1" w:unhideWhenUsed="1"/>
+    <w:lsdException w:name="HTML Preformatted" w:semiHidden="1" w:unhideWhenUsed="1"/>
+    <w:lsdException w:name="HTML Sample" w:semiHidden="1" w:unhideWhenUsed="1"/>
+    <w:lsdException w:name="HTML Typewriter" w:semiHidden="1" w:unhideWhenUsed="1"/>
+    <w:lsdException w:name="HTML Variable" w:semiHidden="1" w:unhideWhenUsed="1"/>
+    <w:lsdException w:name="Normal Table" w:semiHidden="1" w:unhideWhenUsed="1"/>
+    <w:lsdException w:name="annotation subject" w:semiHidden="1" w:unhideWhenUsed="1"/>
+    <w:lsdException w:name="No List" w:semiHidden="1" w:unhideWhenUsed="1"/>
+    <w:lsdException w:name="Outline List 1" w:semiHidden="1" w:unhideWhenUsed="1"/>
+    <w:lsdException w:name="Outline List 2" w:semiHidden="1" w:unhideWhenUsed="1"/>
+    <w:lsdException w:name="Outline List 3" w:semiHidden="1" w:unhideWhenUsed="1"/>
+    <w:lsdException w:name="Table Simple 1" w:semiHidden="1" w:unhideWhenUsed="1"/>
+    <w:lsdException w:name="Table Simple 2" w:semiHidden="1" w:unhideWhenUsed="1"/>
+    <w:lsdException w:name="Table Simple 3" w:semiHidden="1" w:unhideWhenUsed="1"/>
+    <w:lsdException w:name="Table Classic 1" w:semiHidden="1" w:unhideWhenUsed="1"/>
+    <w:lsdException w:name="Table Classic 2" w:semiHidden="1" w:unhideWhenUsed="1"/>
+    <w:lsdException w:name="Table Classic 3" w:semiHidden="1" w:unhideWhenUsed="1"/>
+    <w:lsdException w:name="Table Classic 4" w:semiHidden="1" w:unhideWhenUsed="1"/>
+    <w:lsdException w:name="Table Colorful 1" w:semiHidden="1" w:unhideWhenUsed="1"/>
+    <w:lsdException w:name="Table Colorful 2" w:semiHidden="1" w:unhideWhenUsed="1"/>
+    <w:lsdException w:name="Table Colorful 3" w:semiHidden="1" w:unhideWhenUsed="1"/>
+    <w:lsdException w:name="Table Columns 1" w:semiHidden="1" w:unhideWhenUsed="1"/>
+    <w:lsdException w:name="Table Columns 2" w:semiHidden="1" w:unhideWhenUsed="1"/>
+    <w:lsdException w:name="Table Columns 3" w:semiHidden="1" w:unhideWhenUsed="1"/>
+    <w:lsdException w:name="Table Columns 4" w:semiHidden="1" w:unhideWhenUsed="1"/>
+    <w:lsdException w:name="Table Columns 5" w:semiHidden="1" w:unhideWhenUsed="1"/>
+    <w:lsdException w:name="Table Grid 1" w:semiHidden="1" w:unhideWhenUsed="1"/>
+    <w:lsdException w:name="Table Grid 2" w:semiHidden="1" w:unhideWhenUsed="1"/>
+    <w:lsdException w:name="Table Grid 3" w:semiHidden="1" w:unhideWhenUsed="1"/>
+    <w:lsdException w:name="Table Grid 4" w:semiHidden="1" w:unhideWhenUsed="1"/>
+    <w:lsdException w:name="Table Grid 5" w:semiHidden="1" w:unhideWhenUsed="1"/>
+    <w:lsdException w:name="Table Grid 6" w:semiHidden="1" w:unhideWhenUsed="1"/>
+    <w:lsdException w:name="Table Grid 7" w:semiHidden="1" w:unhideWhenUsed="1"/>
+    <w:lsdException w:name="Table Grid 8" w:semiHidden="1" w:unhideWhenUsed="1"/>
+    <w:lsdException w:name="Table List 1" w:semiHidden="1" w:unhideWhenUsed="1"/>
+    <w:lsdException w:name="Table List 2" w:semiHidden="1" w:unhideWhenUsed="1"/>
+    <w:lsdException w:name="Table List 3" w:semiHidden="1" w:unhideWhenUsed="1"/>
+    <w:lsdException w:name="Table List 4" w:semiHidden="1" w:unhideWhenUsed="1"/>
+    <w:lsdException w:name="Table List 5" w:semiHidden="1" w:unhideWhenUsed="1"/>
+    <w:lsdException w:name="Table List 6" w:semiHidden="1" w:unhideWhenUsed="1"/>
+    <w:lsdException w:name="Table List 7" w:semiHidden="1" w:unhideWhenUsed="1"/>
+    <w:lsdException w:name="Table List 8" w:semiHidden="1" w:unhideWhenUsed="1"/>
+    <w:lsdException w:name="Table 3D effects 1" w:semiHidden="1" w:unhideWhenUsed="1"/>
+    <w:lsdException w:name="Table 3D effects 2" w:semiHidden="1" w:unhideWhenUsed="1"/>
+    <w:lsdException w:name="Table 3D effects 3" w:semiHidden="1" w:unhideWhenUsed="1"/>
+    <w:lsdException w:name="Table Contemporary" w:semiHidden="1" w:unhideWhenUsed="1"/>
+    <w:lsdException w:name="Table Elegant" w:semiHidden="1" w:unhideWhenUsed="1"/>
+    <w:lsdException w:name="Table Professional" w:semiHidden="1" w:unhideWhenUsed="1"/>
+    <w:lsdException w:name="Table Subtle 1" w:semiHidden="1" w:unhideWhenUsed="1"/>
+    <w:lsdException w:name="Table Subtle 2" w:semiHidden="1" w:unhideWhenUsed="1"/>
+    <w:lsdException w:name="Table Web 1" w:semiHidden="1" w:unhideWhenUsed="1"/>
+    <w:lsdException w:name="Table Web 2" w:semiHidden="1" w:unhideWhenUsed="1"/>
+    <w:lsdException w:name="Table Web 3" w:semiHidden="1" w:unhideWhenUsed="1"/>
+    <w:lsdException w:name="Balloon Text" w:semiHidden="1" w:unhideWhenUsed="1"/>
+    <w:lsdException w:name="Table Grid" w:uiPriority="39"/>
+    <w:lsdException w:name="Table Theme" w:semiHidden="1" w:unhideWhenUsed="1"/>
+    <w:lsdException w:name="Placeholder Text" w:semiHidden="1"/>
+    <w:lsdException w:name="No Spacing" w:uiPriority="1" w:qFormat="1"/>
+    <w:lsdException w:name="Light Shading" w:uiPriority="60"/>
+    <w:lsdException w:name="Light List" w:uiPriority="61"/>
+    <w:lsdException w:name="Light Grid" w:uiPriority="62"/>
+    <w:lsdException w:name="Medium Shading 1" w:uiPriority="63"/>
+    <w:lsdException w:name="Medium Shading 2" w:uiPriority="64"/>
+    <w:lsdException w:name="Medium List 1" w:uiPriority="65"/>
+    <w:lsdException w:name="Medium List 2" w:uiPriority="66"/>
+    <w:lsdException w:name="Medium Grid 1" w:uiPriority="67"/>
+    <w:lsdException w:name="Medium Grid 2" w:uiPriority="68"/>
+    <w:lsdException w:name="Medium Grid 3" w:uiPriority="69"/>
+    <w:lsdException w:name="Dark List" w:uiPriority="70"/>
+    <w:lsdException w:name="Colorful Shading" w:uiPriority="71"/>
+    <w:lsdException w:name="Colorful List" w:uiPriority="72"/>
+    <w:lsdException w:name="Colorful Grid" w:uiPriority="73"/>
+    <w:lsdException w:name="Light Shading Accent 1" w:uiPriority="60"/>
+    <w:lsdException w:name="Light List Accent 1" w:uiPriority="61"/>
+    <w:lsdException w:name="Light Grid Accent 1" w:uiPriority="62"/>
+    <w:lsdException w:name="Medium Shading 1 Accent 1" w:uiPriority="63"/>
+    <w:lsdException w:name="Medium Shading 2 Accent 1" w:uiPriority="64"/>
+    <w:lsdException w:name="Medium List 1 Accent 1" w:uiPriority="65"/>
+    <w:lsdException w:name="Revision" w:semiHidden="1"/>
+    <w:lsdException w:name="List Paragraph" w:uiPriority="34" w:qFormat="1"/>
+    <w:lsdException w:name="Quote" w:uiPriority="29" w:qFormat="1"/>
+    <w:lsdException w:name="Intense Quote" w:uiPriority="30" w:qFormat="1"/>
+    <w:lsdException w:name="Medium List 2 Accent 1" w:uiPriority="66"/>
+    <w:lsdException w:name="Medium Grid 1 Accent 1" w:uiPriority="67"/>
+    <w:lsdException w:name="Medium Grid 2 Accent 1" w:uiPriority="68"/>
+    <w:lsdException w:name="Medium Grid 3 Accent 1" w:uiPriority="69"/>
+    <w:lsdException w:name="Dark List Accent 1" w:uiPriority="70"/>
+    <w:lsdException w:name="Colorful Shading Accent 1" w:uiPriority="71"/>
+    <w:lsdException w:name="Colorful List Accent 1" w:uiPriority="72"/>
+    <w:lsdException w:name="Colorful Grid Accent 1" w:uiPriority="73"/>
+    <w:lsdException w:name="Light Shading Accent 2" w:uiPriority="60"/>
+    <w:lsdException w:name="Light List Accent 2" w:uiPriority="61"/>
+    <w:lsdException w:name="Light Grid Accent 2" w:uiPriority="62"/>
+    <w:lsdException w:name="Medium Shading 1 Accent 2" w:uiPriority="63"/>
+    <w:lsdException w:name="Medium Shading 2 Accent 2" w:uiPriority="64"/>
+    <w:lsdException w:name="Medium List 1 Accent 2" w:uiPriority="65"/>
+    <w:lsdException w:name="Medium List 2 Accent 2" w:uiPriority="66"/>
+    <w:lsdException w:name="Medium Grid 1 Accent 2" w:uiPriority="67"/>
+    <w:lsdException w:name="Medium Grid 2 Accent 2" w:uiPriority="68"/>
+    <w:lsdException w:name="Medium Grid 3 Accent 2" w:uiPriority="69"/>
+    <w:lsdException w:name="Dark List Accent 2" w:uiPriority="70"/>
+    <w:lsdException w:name="Colorful Shading Accent 2" w:uiPriority="71"/>
+    <w:lsdException w:name="Colorful List Accent 2" w:uiPriority="72"/>
+    <w:lsdException w:name="Colorful Grid Accent 2" w:uiPriority="73"/>
+    <w:lsdException w:name="Light Shading Accent 3" w:uiPriority="60"/>
+    <w:lsdException w:name="Light List Accent 3" w:uiPriority="61"/>
+    <w:lsdException w:name="Light Grid Accent 3" w:uiPriority="62"/>
+    <w:lsdException w:name="Medium Shading 1 Accent 3" w:uiPriority="63"/>
+    <w:lsdException w:name="Medium Shading 2 Accent 3" w:uiPriority="64"/>
+    <w:lsdException w:name="Medium List 1 Accent 3" w:uiPriority="65"/>
+    <w:lsdException w:name="Medium List 2 Accent 3" w:uiPriority="66"/>
+    <w:lsdException w:name="Medium Grid 1 Accent 3" w:uiPriority="67"/>
+    <w:lsdException w:name="Medium Grid 2 Accent 3" w:uiPriority="68"/>
+    <w:lsdException w:name="Medium Grid 3 Accent 3" w:uiPriority="69"/>
+    <w:lsdException w:name="Dark List Accent 3" w:uiPriority="70"/>
+    <w:lsdException w:name="Colorful Shading Accent 3" w:uiPriority="71"/>
+    <w:lsdException w:name="Colorful List Accent 3" w:uiPriority="72"/>
+    <w:lsdException w:name="Colorful Grid Accent 3" w:uiPriority="73"/>
+    <w:lsdException w:name="Light Shading Accent 4" w:uiPriority="60"/>
+    <w:lsdException w:name="Light List Accent 4" w:uiPriority="61"/>
+    <w:lsdException w:name="Light Grid Accent 4" w:uiPriority="62"/>
+    <w:lsdException w:name="Medium Shading 1 Accent 4" w:uiPriority="63"/>
+    <w:lsdException w:name="Medium Shading 2 Accent 4" w:uiPriority="64"/>
+    <w:lsdException w:name="Medium List 1 Accent 4" w:uiPriority="65"/>
+    <w:lsdException w:name="Medium List 2 Accent 4" w:uiPriority="66"/>
+    <w:lsdException w:name="Medium Grid 1 Accent 4" w:uiPriority="67"/>
+    <w:lsdException w:name="Medium Grid 2 Accent 4" w:uiPriority="68"/>
+    <w:lsdException w:name="Medium Grid 3 Accent 4" w:uiPriority="69"/>
+    <w:lsdException w:name="Dark List Accent 4" w:uiPriority="70"/>
+    <w:lsdException w:name="Colorful Shading Accent 4" w:uiPriority="71"/>
+    <w:lsdException w:name="Colorful List Accent 4" w:uiPriority="72"/>
+    <w:lsdException w:name="Colorful Grid Accent 4" w:uiPriority="73"/>
+    <w:lsdException w:name="Light Shading Accent 5" w:uiPriority="60"/>
+    <w:lsdException w:name="Light List Accent 5" w:uiPriority="61"/>
+    <w:lsdException w:name="Light Grid Accent 5" w:uiPriority="62"/>
+    <w:lsdException w:name="Medium Shading 1 Accent 5" w:uiPriority="63"/>
+    <w:lsdException w:name="Medium Shading 2 Accent 5" w:uiPriority="64"/>
+    <w:lsdException w:name="Medium List 1 Accent 5" w:uiPriority="65"/>
+    <w:lsdException w:name="Medium List 2 Accent 5" w:uiPriority="66"/>
+    <w:lsdException w:name="Medium Grid 1 Accent 5" w:uiPriority="67"/>
+    <w:lsdException w:name="Medium Grid 2 Accent 5" w:uiPriority="68"/>
+    <w:lsdException w:name="Medium Grid 3 Accent 5" w:uiPriority="69"/>
+    <w:lsdException w:name="Dark List Accent 5" w:uiPriority="70"/>
+    <w:lsdException w:name="Colorful Shading Accent 5" w:uiPriority="71"/>
+    <w:lsdException w:name="Colorful List Accent 5" w:uiPriority="72"/>
+    <w:lsdException w:name="Colorful Grid Accent 5" w:uiPriority="73"/>
+    <w:lsdException w:name="Light Shading Accent 6" w:uiPriority="60"/>
+    <w:lsdException w:name="Light List Accent 6" w:uiPriority="61"/>
+    <w:lsdException w:name="Light Grid Accent 6" w:uiPriority="62"/>
+    <w:lsdException w:name="Medium Shading 1 Accent 6" w:uiPriority="63"/>
+    <w:lsdException w:name="Medium Shading 2 Accent 6" w:uiPriority="64"/>
+    <w:lsdException w:name="Medium List 1 Accent 6" w:uiPriority="65"/>
+    <w:lsdException w:name="Medium List 2 Accent 6" w:uiPriority="66"/>
+    <w:lsdException w:name="Medium Grid 1 Accent 6" w:uiPriority="67"/>
+    <w:lsdException w:name="Medium Grid 2 Accent 6" w:uiPriority="68"/>
+    <w:lsdException w:name="Medium Grid 3 Accent 6" w:uiPriority="69"/>
+    <w:lsdException w:name="Dark List Accent 6" w:uiPriority="70"/>
+    <w:lsdException w:name="Colorful Shading Accent 6" w:uiPriority="71"/>
+    <w:lsdException w:name="Colorful List Accent 6" w:uiPriority="72"/>
+    <w:lsdException w:name="Colorful Grid Accent 6" w:uiPriority="73"/>
+    <w:lsdException w:name="Subtle Emphasis" w:uiPriority="19" w:qFormat="1"/>
+    <w:lsdException w:name="Intense Emphasis" w:uiPriority="21" w:qFormat="1"/>
+    <w:lsdException w:name="Subtle Reference" w:uiPriority="31" w:qFormat="1"/>
+    <w:lsdException w:name="Intense Reference" w:uiPriority="32" w:qFormat="1"/>
+    <w:lsdException w:name="Book Title" w:uiPriority="33" w:qFormat="1"/>
+    <w:lsdException w:name="Bibliography" w:semiHidden="1" w:uiPriority="37" w:unhideWhenUsed="1"/>
+    <w:lsdException w:name="TOC Heading" w:semiHidden="1" w:uiPriority="39" w:unhideWhenUsed="1" w:qFormat="1"/>
+    <w:lsdException w:name="Plain Table 1" w:uiPriority="41"/>
+    <w:lsdException w:name="Plain Table 2" w:uiPriority="42"/>
+    <w:lsdException w:name="Plain Table 3" w:uiPriority="43"/>
+    <w:lsdException w:name="Plain Table 4" w:uiPriority="44"/>
+    <w:lsdException w:name="Plain Table 5" w:uiPriority="45"/>
+    <w:lsdException w:name="Grid Table Light" w:uiPriority="40"/>
+    <w:lsdException w:name="Grid Table 1 Light" w:uiPriority="46"/>
+    <w:lsdException w:name="Grid Table 2" w:uiPriority="47"/>
+    <w:lsdException w:name="Grid Table 3" w:uiPriority="48"/>
+    <w:lsdException w:name="Grid Table 4" w:uiPriority="49"/>
+    <w:lsdException w:name="Grid Table 5 Dark" w:uiPriority="50"/>
+    <w:lsdException w:name="Grid Table 6 Colorful" w:uiPriority="51"/>
+    <w:lsdException w:name="Grid Table 7 Colorful" w:uiPriority="52"/>
+    <w:lsdException w:name="Grid Table 1 Light Accent 1" w:uiPriority="46"/>
+    <w:lsdException w:name="Grid Table 2 Accent 1" w:uiPriority="47"/>
+    <w:lsdException w:name="Grid Table 3 Accent 1" w:uiPriority="48"/>
+    <w:lsdException w:name="Grid Table 4 Accent 1" w:uiPriority="49"/>
+    <w:lsdException w:name="Grid Table 5 Dark Accent 1" w:uiPriority="50"/>
+    <w:lsdException w:name="Grid Table 6 Colorful Accent 1" w:uiPriority="51"/>
+    <w:lsdException w:name="Grid Table 7 Colorful Accent 1" w:uiPriority="52"/>
+    <w:lsdException w:name="Grid Table 1 Light Accent 2" w:uiPriority="46"/>
+    <w:lsdException w:name="Grid Table 2 Accent 2" w:uiPriority="47"/>
+    <w:lsdException w:name="Grid Table 3 Accent 2" w:uiPriority="48"/>
+    <w:lsdException w:name="Grid Table 4 Accent 2" w:uiPriority="49"/>
+    <w:lsdException w:name="Grid Table 5 Dark Accent 2" w:uiPriority="50"/>
+    <w:lsdException w:name="Grid Table 6 Colorful Accent 2" w:uiPriority="51"/>
+    <w:lsdException w:name="Grid Table 7 Colorful Accent 2" w:uiPriority="52"/>
+    <w:lsdException w:name="Grid Table 1 Light Accent 3" w:uiPriority="46"/>
+    <w:lsdException w:name="Grid Table 2 Accent 3" w:uiPriority="47"/>
+    <w:lsdException w:name="Grid Table 3 Accent 3" w:uiPriority="48"/>
+    <w:lsdException w:name="Grid Table 4 Accent 3" w:uiPriority="49"/>
+    <w:lsdException w:name="Grid Table 5 Dark Accent 3" w:uiPriority="50"/>
+    <w:lsdException w:name="Grid Table 6 Colorful Accent 3" w:uiPriority="51"/>
+    <w:lsdException w:name="Grid Table 7 Colorful Accent 3" w:uiPriority="52"/>
+    <w:lsdException w:name="Grid Table 1 Light Accent 4" w:uiPriority="46"/>
+    <w:lsdException w:name="Grid Table 2 Accent 4" w:uiPriority="47"/>
+    <w:lsdException w:name="Grid Table 3 Accent 4" w:uiPriority="48"/>
+    <w:lsdException w:name="Grid Table 4 Accent 4" w:uiPriority="49"/>
+    <w:lsdException w:name="Grid Table 5 Dark Accent 4" w:uiPriority="50"/>
+    <w:lsdException w:name="Grid Table 6 Colorful Accent 4" w:uiPriority="51"/>
+    <w:lsdException w:name="Grid Table 7 Colorful Accent 4" w:uiPriority="52"/>
+    <w:lsdException w:name="Grid Table 1 Light Accent 5" w:uiPriority="46"/>
+    <w:lsdException w:name="Grid Table 2 Accent 5" w:uiPriority="47"/>
+    <w:lsdException w:name="Grid Table 3 Accent 5" w:uiPriority="48"/>
+    <w:lsdException w:name="Grid Table 4 Accent 5" w:uiPriority="49"/>
+    <w:lsdException w:name="Grid Table 5 Dark Accent 5" w:uiPriority="50"/>
+    <w:lsdException w:name="Grid Table 6 Colorful Accent 5" w:uiPriority="51"/>
+    <w:lsdException w:name="Grid Table 7 Colorful Accent 5" w:uiPriority="52"/>
+    <w:lsdException w:name="Grid Table 1 Light Accent 6" w:uiPriority="46"/>
+    <w:lsdException w:name="Grid Table 2 Accent 6" w:uiPriority="47"/>
+    <w:lsdException w:name="Grid Table 3 Accent 6" w:uiPriority="48"/>
+    <w:lsdException w:name="Grid Table 4 Accent 6" w:uiPriority="49"/>
+    <w:lsdException w:name="Grid Table 5 Dark Accent 6" w:uiPriority="50"/>
+    <w:lsdException w:name="Grid Table 6 Colorful Accent 6" w:uiPriority="51"/>
+    <w:lsdException w:name="Grid Table 7 Colorful Accent 6" w:uiPriority="52"/>
+    <w:lsdException w:name="List Table 1 Light" w:uiPriority="46"/>
+    <w:lsdException w:name="List Table 2" w:uiPriority="47"/>
+    <w:lsdException w:name="List Table 3" w:uiPriority="48"/>
+    <w:lsdException w:name="List Table 4" w:uiPriority="49"/>
+    <w:lsdException w:name="List Table 5 Dark" w:uiPriority="50"/>
+    <w:lsdException w:name="List Table 6 Colorful" w:uiPriority="51"/>
+    <w:lsdException w:name="List Table 7 Colorful" w:uiPriority="52"/>
+    <w:lsdException w:name="List Table 1 Light Accent 1" w:uiPriority="46"/>
+    <w:lsdException w:name="List Table 2 Accent 1" w:uiPriority="47"/>
+    <w:lsdException w:name="List Table 3 Accent 1" w:uiPriority="48"/>
+    <w:lsdException w:name="List Table 4 Accent 1" w:uiPriority="49"/>
+    <w:lsdException w:name="List Table 5 Dark Accent 1" w:uiPriority="50"/>
+    <w:lsdException w:name="List Table 6 Colorful Accent 1" w:uiPriority="51"/>
+    <w:lsdException w:name="List Table 7 Colorful Accent 1" w:uiPriority="52"/>
+    <w:lsdException w:name="List Table 1 Light Accent 2" w:uiPriority="46"/>
+    <w:lsdException w:name="List Table 2 Accent 2" w:uiPriority="47"/>
+    <w:lsdException w:name="List Table 3 Accent 2" w:uiPriority="48"/>
+    <w:lsdException w:name="List Table 4 Accent 2" w:uiPriority="49"/>
+    <w:lsdException w:name="List Table 5 Dark Accent 2" w:uiPriority="50"/>
+    <w:lsdException w:name="List Table 6 Colorful Accent 2" w:uiPriority="51"/>
+    <w:lsdException w:name="List Table 7 Colorful Accent 2" w:uiPriority="52"/>
+    <w:lsdException w:name="List Table 1 Light Accent 3" w:uiPriority="46"/>
+    <w:lsdException w:name="List Table 2 Accent 3" w:uiPriority="47"/>
+    <w:lsdException w:name="List Table 3 Accent 3" w:uiPriority="48"/>
+    <w:lsdException w:name="List Table 4 Accent 3" w:uiPriority="49"/>
+    <w:lsdException w:name="List Table 5 Dark Accent 3" w:uiPriority="50"/>
+    <w:lsdException w:name="List Table 6 Colorful Accent 3" w:uiPriority="51"/>
+    <w:lsdException w:name="List Table 7 Colorful Accent 3" w:uiPriority="52"/>
+    <w:lsdException w:name="List Table 1 Light Accent 4" w:uiPriority="46"/>
+    <w:lsdException w:name="List Table 2 Accent 4" w:uiPriority="47"/>
+    <w:lsdException w:name="List Table 3 Accent 4" w:uiPriority="48"/>
+    <w:lsdException w:name="List Table 4 Accent 4" w:uiPriority="49"/>
+    <w:lsdException w:name="List Table 5 Dark Accent 4" w:uiPriority="50"/>
+    <w:lsdException w:name="List Table 6 Colorful Accent 4" w:uiPriority="51"/>
+    <w:lsdException w:name="List Table 7 Colorful Accent 4" w:uiPriority="52"/>
+    <w:lsdException w:name="List Table 1 Light Accent 5" w:uiPriority="46"/>
+    <w:lsdException w:name="List Table 2 Accent 5" w:uiPriority="47"/>
+    <w:lsdException w:name="List Table 3 Accent 5" w:uiPriority="48"/>
+    <w:lsdException w:name="List Table 4 Accent 5" w:uiPriority="49"/>
+    <w:lsdException w:name="List Table 5 Dark Accent 5" w:uiPriority="50"/>
+    <w:lsdException w:name="List Table 6 Colorful Accent 5" w:uiPriority="51"/>
+    <w:lsdException w:name="List Table 7 Colorful Accent 5" w:uiPriority="52"/>
+    <w:lsdException w:name="List Table 1 Light Accent 6" w:uiPriority="46"/>
+    <w:lsdException w:name="List Table 2 Accent 6" w:uiPriority="47"/>
+    <w:lsdException w:name="List Table 3 Accent 6" w:uiPriority="48"/>
+    <w:lsdException w:name="List Table 4 Accent 6" w:uiPriority="49"/>
+    <w:lsdException w:name="List Table 5 Dark Accent 6" w:uiPriority="50"/>
+    <w:lsdException w:name="List Table 6 Colorful Accent 6" w:uiPriority="51"/>
+    <w:lsdException w:name="List Table 7 Colorful Accent 6" w:uiPriority="52"/>
+    <w:lsdException w:name="Mention" w:semiHidden="1" w:unhideWhenUsed="1"/>
+    <w:lsdException w:name="Smart Hyperlink" w:semiHidden="1" w:unhideWhenUsed="1"/>
+    <w:lsdException w:name="Hashtag" w:semiHidden="1" w:unhideWhenUsed="1"/>
+    <w:lsdException w:name="Unresolved Mention" w:semiHidden="1" w:unhideWhenUsed="1"/>
+    <w:lsdException w:name="Smart Link" w:semiHidden="1" w:unhideWhenUsed="1"/>
+  </w:latentStyles>
+  <w:style w:type="paragraph" w:default="1" w:styleId="Normal">
+    <w:name w:val="Normal"/>
+    <w:qFormat/>
+  </w:style>
+  <w:style w:type="paragraph" w:styleId="Heading1">
+    <w:name w:val="heading 1"/>
+    <w:uiPriority w:val="9"/>
+    <w:qFormat/>
+    <w:pPr>
+      <w:outlineLvl w:val="0"/>
+    </w:pPr>
+    <w:rPr>
+      <w:color w:val="2E74B5"/>
+      <w:sz w:val="32"/>
+      <w:szCs w:val="32"/>
+    </w:rPr>
+  </w:style>
+  <w:style w:type="paragraph" w:styleId="Heading2">
+    <w:name w:val="heading 2"/>
+    <w:uiPriority w:val="9"/>
+    <w:semiHidden/>
+    <w:unhideWhenUsed/>
+    <w:qFormat/>
+    <w:pPr>
+      <w:outlineLvl w:val="1"/>
+    </w:pPr>
+    <w:rPr>
+      <w:color w:val="2E74B5"/>
+      <w:sz w:val="26"/>
+      <w:szCs w:val="26"/>
+    </w:rPr>
+  </w:style>
+  <w:style w:type="paragraph" w:styleId="Heading3">
+    <w:name w:val="heading 3"/>
+    <w:uiPriority w:val="9"/>
+    <w:semiHidden/>
+    <w:unhideWhenUsed/>
+    <w:qFormat/>
+    <w:pPr>
+      <w:outlineLvl w:val="2"/>
+    </w:pPr>
+    <w:rPr>
+      <w:color w:val="1F4D78"/>
+      <w:sz w:val="24"/>
+      <w:szCs w:val="24"/>
+    </w:rPr>
+  </w:style>
+  <w:style w:type="paragraph" w:styleId="Heading4">
+    <w:name w:val="heading 4"/>
+    <w:uiPriority w:val="9"/>
+    <w:semiHidden/>
+    <w:unhideWhenUsed/>
+    <w:qFormat/>
+    <w:pPr>
+      <w:outlineLvl w:val="3"/>
+    </w:pPr>
+    <w:rPr>
+      <w:i/>
+      <w:iCs/>
+      <w:color w:val="2E74B5"/>
+    </w:rPr>
+  </w:style>
+  <w:style w:type="paragraph" w:styleId="Heading5">
+    <w:name w:val="heading 5"/>
+    <w:uiPriority w:val="9"/>
+    <w:semiHidden/>
+    <w:unhideWhenUsed/>
+    <w:qFormat/>
+    <w:pPr>
+      <w:outlineLvl w:val="4"/>
+    </w:pPr>
+    <w:rPr>
+      <w:color w:val="2E74B5"/>
+    </w:rPr>
+  </w:style>
+  <w:style w:type="paragraph" w:styleId="Heading6">
+    <w:name w:val="heading 6"/>
+    <w:uiPriority w:val="9"/>
+    <w:semiHidden/>
+    <w:unhideWhenUsed/>
+    <w:qFormat/>
+    <w:pPr>
+      <w:outlineLvl w:val="5"/>
+    </w:pPr>
+    <w:rPr>
+      <w:color w:val="1F4D78"/>
+    </w:rPr>
+  </w:style>
+  <w:style w:type="character" w:default="1" w:styleId="DefaultParagraphFont">
+    <w:name w:val="Default Paragraph Font"/>
+    <w:uiPriority w:val="1"/>
+    <w:semiHidden/>
+    <w:unhideWhenUsed/>
+  </w:style>
+  <w:style w:type="table" w:default="1" w:styleId="TableNormal">
+    <w:name w:val="Normal Table"/>
+    <w:uiPriority w:val="99"/>
+    <w:semiHidden/>
+    <w:unhideWhenUsed/>
+    <w:tblPr>
+      <w:tblInd w:w="0" w:type="dxa"/>
+      <w:tblCellMar>
+        <w:top w:w="0" w:type="dxa"/>
+        <w:left w:w="108" w:type="dxa"/>
+        <w:bottom w:w="0" w:type="dxa"/>
+        <w:right w:w="108" w:type="dxa"/>
+      </w:tblCellMar>
+    </w:tblPr>
+  </w:style>
+  <w:style w:type="numbering" w:default="1" w:styleId="NoList">
+    <w:name w:val="No List"/>
+    <w:uiPriority w:val="99"/>
+    <w:semiHidden/>
+    <w:unhideWhenUsed/>
+  </w:style>
   <w:style w:type="paragraph" w:styleId="Title">
     <w:name w:val="Title"/>
-    <w:basedOn w:val="Normal"/>
-    <w:next w:val="Normal"/>
+    <w:uiPriority w:val="10"/>
     <w:qFormat/>
     <w:rPr>
       <w:sz w:val="56"/>
       <w:szCs w:val="56"/>
     </w:rPr>
   </w:style>
-  <w:style w:type="paragraph" w:styleId="Heading1">
-    <w:name w:val="Heading 1"/>
-    <w:basedOn w:val="Normal"/>
-    <w:next w:val="Normal"/>
-    <w:qFormat/>
-    <w:rPr>
-      <w:color w:val="2E74B5"/>
-      <w:sz w:val="32"/>
-      <w:szCs w:val="32"/>
-    </w:rPr>
-  </w:style>
-  <w:style w:type="paragraph" w:styleId="Heading2">
-    <w:name w:val="Heading 2"/>
-    <w:basedOn w:val="Normal"/>
-    <w:next w:val="Normal"/>
-    <w:qFormat/>
-    <w:rPr>
-      <w:color w:val="2E74B5"/>
-      <w:sz w:val="26"/>
-      <w:szCs w:val="26"/>
-    </w:rPr>
-  </w:style>
-  <w:style w:type="paragraph" w:styleId="Heading3">
-    <w:name w:val="Heading 3"/>
-    <w:basedOn w:val="Normal"/>
-    <w:next w:val="Normal"/>
-    <w:qFormat/>
-    <w:rPr>
-      <w:color w:val="1F4D78"/>
-      <w:sz w:val="24"/>
-      <w:szCs w:val="24"/>
-    </w:rPr>
-  </w:style>
-  <w:style w:type="paragraph" w:styleId="Heading4">
-    <w:name w:val="Heading 4"/>
-    <w:basedOn w:val="Normal"/>
-    <w:next w:val="Normal"/>
-    <w:qFormat/>
-    <w:rPr>
-      <w:i/>
-      <w:iCs/>
-      <w:color w:val="2E74B5"/>
-    </w:rPr>
-  </w:style>
-  <w:style w:type="paragraph" w:styleId="Heading5">
-    <w:name w:val="Heading 5"/>
-    <w:basedOn w:val="Normal"/>
-    <w:next w:val="Normal"/>
-    <w:qFormat/>
-    <w:rPr>
-      <w:color w:val="2E74B5"/>
-    </w:rPr>
-  </w:style>
-  <w:style w:type="paragraph" w:styleId="Heading6">
-    <w:name w:val="Heading 6"/>
-    <w:basedOn w:val="Normal"/>
-    <w:next w:val="Normal"/>
-    <w:qFormat/>
-    <w:rPr>
-      <w:color w:val="1F4D78"/>
-    </w:rPr>
-  </w:style>
-  <w:style w:type="paragraph" w:styleId="Strong">
-    <w:name w:val="Strong"/>
-    <w:basedOn w:val="Normal"/>
-    <w:next w:val="Normal"/>
+  <w:style w:type="paragraph" w:customStyle="1" w:styleId="Strong1">
+    <w:name w:val="Strong1"/>
     <w:qFormat/>
     <w:rPr>
       <w:b/>
@@ -669,12 +1086,10 @@
   </w:style>
   <w:style w:type="paragraph" w:styleId="ListParagraph">
     <w:name w:val="List Paragraph"/>
-    <w:basedOn w:val="Normal"/>
     <w:qFormat/>
   </w:style>
   <w:style w:type="character" w:styleId="Hyperlink">
     <w:name w:val="Hyperlink"/>
-    <w:basedOn w:val="DefaultParagraphFont"/>
     <w:uiPriority w:val="99"/>
     <w:unhideWhenUsed/>
     <w:rPr>
@@ -684,7 +1099,6 @@
   </w:style>
   <w:style w:type="character" w:styleId="FootnoteReference">
     <w:name w:val="footnote reference"/>
-    <w:basedOn w:val="DefaultParagraphFont"/>
     <w:uiPriority w:val="99"/>
     <w:semiHidden/>
     <w:unhideWhenUsed/>
@@ -694,22 +1108,13 @@
   </w:style>
   <w:style w:type="paragraph" w:styleId="FootnoteText">
     <w:name w:val="footnote text"/>
-    <w:basedOn w:val="Normal"/>
     <w:link w:val="FootnoteTextChar"/>
     <w:uiPriority w:val="99"/>
     <w:semiHidden/>
     <w:unhideWhenUsed/>
-    <w:pPr>
-      <w:spacing w:after="0" w:line="240" w:lineRule="auto"/>
-    </w:pPr>
-    <w:rPr>
-      <w:sz w:val="20"/>
-      <w:szCs w:val="20"/>
-    </w:rPr>
-  </w:style>
-  <w:style w:type="character" w:styleId="FootnoteTextChar">
+  </w:style>
+  <w:style w:type="character" w:customStyle="1" w:styleId="FootnoteTextChar">
     <w:name w:val="Footnote Text Char"/>
-    <w:basedOn w:val="DefaultParagraphFont"/>
     <w:link w:val="FootnoteText"/>
     <w:uiPriority w:val="99"/>
     <w:semiHidden/>
@@ -721,7 +1126,6 @@
   </w:style>
   <w:style w:type="character" w:styleId="EndnoteReference">
     <w:name w:val="endnote reference"/>
-    <w:basedOn w:val="DefaultParagraphFont"/>
     <w:uiPriority w:val="99"/>
     <w:semiHidden/>
     <w:unhideWhenUsed/>
@@ -731,22 +1135,13 @@
   </w:style>
   <w:style w:type="paragraph" w:styleId="EndnoteText">
     <w:name w:val="endnote text"/>
-    <w:basedOn w:val="Normal"/>
     <w:link w:val="EndnoteTextChar"/>
     <w:uiPriority w:val="99"/>
     <w:semiHidden/>
     <w:unhideWhenUsed/>
-    <w:pPr>
-      <w:spacing w:after="0" w:line="240" w:lineRule="auto"/>
-    </w:pPr>
-    <w:rPr>
-      <w:sz w:val="20"/>
-      <w:szCs w:val="20"/>
-    </w:rPr>
-  </w:style>
-  <w:style w:type="character" w:styleId="EndnoteTextChar">
+  </w:style>
+  <w:style w:type="character" w:customStyle="1" w:styleId="EndnoteTextChar">
     <w:name w:val="Endnote Text Char"/>
-    <w:basedOn w:val="DefaultParagraphFont"/>
     <w:link w:val="EndnoteText"/>
     <w:uiPriority w:val="99"/>
     <w:semiHidden/>
@@ -757,4 +1152,319 @@
     </w:rPr>
   </w:style>
 </w:styles>
+</file>
+
+<file path=word/theme/theme1.xml><?xml version="1.0" encoding="utf-8"?>
+<a:theme xmlns:a="http://schemas.openxmlformats.org/drawingml/2006/main" name="Office Theme">
+  <a:themeElements>
+    <a:clrScheme name="Office">
+      <a:dk1>
+        <a:sysClr val="windowText" lastClr="000000"/>
+      </a:dk1>
+      <a:lt1>
+        <a:sysClr val="window" lastClr="FFFFFF"/>
+      </a:lt1>
+      <a:dk2>
+        <a:srgbClr val="0E2841"/>
+      </a:dk2>
+      <a:lt2>
+        <a:srgbClr val="E8E8E8"/>
+      </a:lt2>
+      <a:accent1>
+        <a:srgbClr val="156082"/>
+      </a:accent1>
+      <a:accent2>
+        <a:srgbClr val="E97132"/>
+      </a:accent2>
+      <a:accent3>
+        <a:srgbClr val="196B24"/>
+      </a:accent3>
+      <a:accent4>
+        <a:srgbClr val="0F9ED5"/>
+      </a:accent4>
+      <a:accent5>
+        <a:srgbClr val="A02B93"/>
+      </a:accent5>
+      <a:accent6>
+        <a:srgbClr val="4EA72E"/>
+      </a:accent6>
+      <a:hlink>
+        <a:srgbClr val="467886"/>
+      </a:hlink>
+      <a:folHlink>
+        <a:srgbClr val="96607D"/>
+      </a:folHlink>
+    </a:clrScheme>
+    <a:fontScheme name="Office">
+      <a:majorFont>
+        <a:latin typeface="Aptos Display" panose="02110004020202020204"/>
+        <a:ea typeface=""/>
+        <a:cs typeface=""/>
+        <a:font script="Jpan" typeface="游ゴシック Light"/>
+        <a:font script="Hang" typeface="맑은 고딕"/>
+        <a:font script="Hans" typeface="等线 Light"/>
+        <a:font script="Hant" typeface="新細明體"/>
+        <a:font script="Arab" typeface="Times New Roman"/>
+        <a:font script="Hebr" typeface="Times New Roman"/>
+        <a:font script="Thai" typeface="Angsana New"/>
+        <a:font script="Ethi" typeface="Nyala"/>
+        <a:font script="Beng" typeface="Vrinda"/>
+        <a:font script="Gujr" typeface="Shruti"/>
+        <a:font script="Khmr" typeface="MoolBoran"/>
+        <a:font script="Knda" typeface="Tunga"/>
+        <a:font script="Guru" typeface="Raavi"/>
+        <a:font script="Cans" typeface="Euphemia"/>
+        <a:font script="Cher" typeface="Plantagenet Cherokee"/>
+        <a:font script="Yiii" typeface="Microsoft Yi Baiti"/>
+        <a:font script="Tibt" typeface="Microsoft Himalaya"/>
+        <a:font script="Thaa" typeface="MV Boli"/>
+        <a:font script="Deva" typeface="Mangal"/>
+        <a:font script="Telu" typeface="Gautami"/>
+        <a:font script="Taml" typeface="Latha"/>
+        <a:font script="Syrc" typeface="Estrangelo Edessa"/>
+        <a:font script="Orya" typeface="Kalinga"/>
+        <a:font script="Mlym" typeface="Kartika"/>
+        <a:font script="Laoo" typeface="DokChampa"/>
+        <a:font script="Sinh" typeface="Iskoola Pota"/>
+        <a:font script="Mong" typeface="Mongolian Baiti"/>
+        <a:font script="Viet" typeface="Times New Roman"/>
+        <a:font script="Uigh" typeface="Microsoft Uighur"/>
+        <a:font script="Geor" typeface="Sylfaen"/>
+        <a:font script="Armn" typeface="Arial"/>
+        <a:font script="Bugi" typeface="Leelawadee UI"/>
+        <a:font script="Bopo" typeface="Microsoft JhengHei"/>
+        <a:font script="Java" typeface="Javanese Text"/>
+        <a:font script="Lisu" typeface="Segoe UI"/>
+        <a:font script="Mymr" typeface="Myanmar Text"/>
+        <a:font script="Nkoo" typeface="Ebrima"/>
+        <a:font script="Olck" typeface="Nirmala UI"/>
+        <a:font script="Osma" typeface="Ebrima"/>
+        <a:font script="Phag" typeface="Phagspa"/>
+        <a:font script="Syrn" typeface="Estrangelo Edessa"/>
+        <a:font script="Syrj" typeface="Estrangelo Edessa"/>
+        <a:font script="Syre" typeface="Estrangelo Edessa"/>
+        <a:font script="Sora" typeface="Nirmala UI"/>
+        <a:font script="Tale" typeface="Microsoft Tai Le"/>
+        <a:font script="Talu" typeface="Microsoft New Tai Lue"/>
+        <a:font script="Tfng" typeface="Ebrima"/>
+      </a:majorFont>
+      <a:minorFont>
+        <a:latin typeface="Aptos" panose="02110004020202020204"/>
+        <a:ea typeface=""/>
+        <a:cs typeface=""/>
+        <a:font script="Jpan" typeface="游明朝"/>
+        <a:font script="Hang" typeface="맑은 고딕"/>
+        <a:font script="Hans" typeface="等线"/>
+        <a:font script="Hant" typeface="新細明體"/>
+        <a:font script="Arab" typeface="Arial"/>
+        <a:font script="Hebr" typeface="Arial"/>
+        <a:font script="Thai" typeface="Cordia New"/>
+        <a:font script="Ethi" typeface="Nyala"/>
+        <a:font script="Beng" typeface="Vrinda"/>
+        <a:font script="Gujr" typeface="Shruti"/>
+        <a:font script="Khmr" typeface="DaunPenh"/>
+        <a:font script="Knda" typeface="Tunga"/>
+        <a:font script="Guru" typeface="Raavi"/>
+        <a:font script="Cans" typeface="Euphemia"/>
+        <a:font script="Cher" typeface="Plantagenet Cherokee"/>
+        <a:font script="Yiii" typeface="Microsoft Yi Baiti"/>
+        <a:font script="Tibt" typeface="Microsoft Himalaya"/>
+        <a:font script="Thaa" typeface="MV Boli"/>
+        <a:font script="Deva" typeface="Mangal"/>
+        <a:font script="Telu" typeface="Gautami"/>
+        <a:font script="Taml" typeface="Latha"/>
+        <a:font script="Syrc" typeface="Estrangelo Edessa"/>
+        <a:font script="Orya" typeface="Kalinga"/>
+        <a:font script="Mlym" typeface="Kartika"/>
+        <a:font script="Laoo" typeface="DokChampa"/>
+        <a:font script="Sinh" typeface="Iskoola Pota"/>
+        <a:font script="Mong" typeface="Mongolian Baiti"/>
+        <a:font script="Viet" typeface="Arial"/>
+        <a:font script="Uigh" typeface="Microsoft Uighur"/>
+        <a:font script="Geor" typeface="Sylfaen"/>
+        <a:font script="Armn" typeface="Arial"/>
+        <a:font script="Bugi" typeface="Leelawadee UI"/>
+        <a:font script="Bopo" typeface="Microsoft JhengHei"/>
+        <a:font script="Java" typeface="Javanese Text"/>
+        <a:font script="Lisu" typeface="Segoe UI"/>
+        <a:font script="Mymr" typeface="Myanmar Text"/>
+        <a:font script="Nkoo" typeface="Ebrima"/>
+        <a:font script="Olck" typeface="Nirmala UI"/>
+        <a:font script="Osma" typeface="Ebrima"/>
+        <a:font script="Phag" typeface="Phagspa"/>
+        <a:font script="Syrn" typeface="Estrangelo Edessa"/>
+        <a:font script="Syrj" typeface="Estrangelo Edessa"/>
+        <a:font script="Syre" typeface="Estrangelo Edessa"/>
+        <a:font script="Sora" typeface="Nirmala UI"/>
+        <a:font script="Tale" typeface="Microsoft Tai Le"/>
+        <a:font script="Talu" typeface="Microsoft New Tai Lue"/>
+        <a:font script="Tfng" typeface="Ebrima"/>
+      </a:minorFont>
+    </a:fontScheme>
+    <a:fmtScheme name="Office">
+      <a:fillStyleLst>
+        <a:solidFill>
+          <a:schemeClr val="phClr"/>
+        </a:solidFill>
+        <a:gradFill rotWithShape="1">
+          <a:gsLst>
+            <a:gs pos="0">
+              <a:schemeClr val="phClr">
+                <a:lumMod val="110000"/>
+                <a:satMod val="105000"/>
+                <a:tint val="67000"/>
+              </a:schemeClr>
+            </a:gs>
+            <a:gs pos="50000">
+              <a:schemeClr val="phClr">
+                <a:lumMod val="105000"/>
+                <a:satMod val="103000"/>
+                <a:tint val="73000"/>
+              </a:schemeClr>
+            </a:gs>
+            <a:gs pos="100000">
+              <a:schemeClr val="phClr">
+                <a:lumMod val="105000"/>
+                <a:satMod val="109000"/>
+                <a:tint val="81000"/>
+              </a:schemeClr>
+            </a:gs>
+          </a:gsLst>
+          <a:lin ang="5400000" scaled="0"/>
+        </a:gradFill>
+        <a:gradFill rotWithShape="1">
+          <a:gsLst>
+            <a:gs pos="0">
+              <a:schemeClr val="phClr">
+                <a:satMod val="103000"/>
+                <a:lumMod val="102000"/>
+                <a:tint val="94000"/>
+              </a:schemeClr>
+            </a:gs>
+            <a:gs pos="50000">
+              <a:schemeClr val="phClr">
+                <a:satMod val="110000"/>
+                <a:lumMod val="100000"/>
+                <a:shade val="100000"/>
+              </a:schemeClr>
+            </a:gs>
+            <a:gs pos="100000">
+              <a:schemeClr val="phClr">
+                <a:lumMod val="99000"/>
+                <a:satMod val="120000"/>
+                <a:shade val="78000"/>
+              </a:schemeClr>
+            </a:gs>
+          </a:gsLst>
+          <a:lin ang="5400000" scaled="0"/>
+        </a:gradFill>
+      </a:fillStyleLst>
+      <a:lnStyleLst>
+        <a:ln w="12700" cap="flat" cmpd="sng" algn="ctr">
+          <a:solidFill>
+            <a:schemeClr val="phClr"/>
+          </a:solidFill>
+          <a:prstDash val="solid"/>
+          <a:miter lim="800000"/>
+        </a:ln>
+        <a:ln w="19050" cap="flat" cmpd="sng" algn="ctr">
+          <a:solidFill>
+            <a:schemeClr val="phClr"/>
+          </a:solidFill>
+          <a:prstDash val="solid"/>
+          <a:miter lim="800000"/>
+        </a:ln>
+        <a:ln w="25400" cap="flat" cmpd="sng" algn="ctr">
+          <a:solidFill>
+            <a:schemeClr val="phClr"/>
+          </a:solidFill>
+          <a:prstDash val="solid"/>
+          <a:miter lim="800000"/>
+        </a:ln>
+      </a:lnStyleLst>
+      <a:effectStyleLst>
+        <a:effectStyle>
+          <a:effectLst/>
+        </a:effectStyle>
+        <a:effectStyle>
+          <a:effectLst/>
+        </a:effectStyle>
+        <a:effectStyle>
+          <a:effectLst>
+            <a:outerShdw blurRad="57150" dist="19050" dir="5400000" algn="ctr" rotWithShape="0">
+              <a:srgbClr val="000000">
+                <a:alpha val="63000"/>
+              </a:srgbClr>
+            </a:outerShdw>
+          </a:effectLst>
+        </a:effectStyle>
+      </a:effectStyleLst>
+      <a:bgFillStyleLst>
+        <a:solidFill>
+          <a:schemeClr val="phClr"/>
+        </a:solidFill>
+        <a:solidFill>
+          <a:schemeClr val="phClr">
+            <a:tint val="95000"/>
+            <a:satMod val="170000"/>
+          </a:schemeClr>
+        </a:solidFill>
+        <a:gradFill rotWithShape="1">
+          <a:gsLst>
+            <a:gs pos="0">
+              <a:schemeClr val="phClr">
+                <a:tint val="93000"/>
+                <a:satMod val="150000"/>
+                <a:shade val="98000"/>
+                <a:lumMod val="102000"/>
+              </a:schemeClr>
+            </a:gs>
+            <a:gs pos="50000">
+              <a:schemeClr val="phClr">
+                <a:tint val="98000"/>
+                <a:satMod val="130000"/>
+                <a:shade val="90000"/>
+                <a:lumMod val="103000"/>
+              </a:schemeClr>
+            </a:gs>
+            <a:gs pos="100000">
+              <a:schemeClr val="phClr">
+                <a:shade val="63000"/>
+                <a:satMod val="120000"/>
+              </a:schemeClr>
+            </a:gs>
+          </a:gsLst>
+          <a:lin ang="5400000" scaled="0"/>
+        </a:gradFill>
+      </a:bgFillStyleLst>
+    </a:fmtScheme>
+  </a:themeElements>
+  <a:objectDefaults>
+    <a:lnDef>
+      <a:spPr/>
+      <a:bodyPr/>
+      <a:lstStyle/>
+      <a:style>
+        <a:lnRef idx="2">
+          <a:schemeClr val="accent1"/>
+        </a:lnRef>
+        <a:fillRef idx="0">
+          <a:schemeClr val="accent1"/>
+        </a:fillRef>
+        <a:effectRef idx="1">
+          <a:schemeClr val="accent1"/>
+        </a:effectRef>
+        <a:fontRef idx="minor">
+          <a:schemeClr val="tx1"/>
+        </a:fontRef>
+      </a:style>
+    </a:lnDef>
+  </a:objectDefaults>
+  <a:extraClrSchemeLst/>
+  <a:extLst>
+    <a:ext uri="{05A4C25C-085E-4340-85A3-A5531E510DB2}">
+      <thm15:themeFamily xmlns:thm15="http://schemas.microsoft.com/office/thememl/2012/main" name="Office Theme" id="{2E142A2C-CD16-42D6-873A-C26D2A0506FA}" vid="{1BDDFF52-6CD6-40A5-AB3C-68EB2F1E4D0A}"/>
+    </a:ext>
+  </a:extLst>
+</a:theme>
 </file>
--- a/Team4_Proposal.docx
+++ b/Team4_Proposal.docx
@@ -114,15 +114,7 @@
         <w:spacing w:after="100"/>
       </w:pPr>
       <w:r>
-        <w:t xml:space="preserve">It will find a person's growing zone from their zip code so people can know which plants will </w:t>
-      </w:r>
-      <w:proofErr w:type="gramStart"/>
-      <w:r>
-        <w:t>actually grow</w:t>
-      </w:r>
-      <w:proofErr w:type="gramEnd"/>
-      <w:r>
-        <w:t xml:space="preserve"> well where they live.</w:t>
+        <w:t>It will find a person's growing zone from their zip code so people can know which plants will actually grow well where they live.</w:t>
       </w:r>
     </w:p>
     <w:p>
@@ -176,11 +168,12 @@
       <w:r>
         <w:t xml:space="preserve">It will let local gardeners share tips and advice so people can learn from others </w:t>
       </w:r>
-      <w:proofErr w:type="gramStart"/>
-      <w:r>
-        <w:t>growing</w:t>
-      </w:r>
-      <w:proofErr w:type="gramEnd"/>
+      <w:r>
+        <w:rPr>
+          <w:rFonts w:hint="eastAsia"/>
+        </w:rPr>
+        <w:t>gardening</w:t>
+      </w:r>
       <w:r>
         <w:t xml:space="preserve"> in the same area.</w:t>
       </w:r>
@@ -388,15 +381,7 @@
       </w:pPr>
       <w:r>
         <w:lastRenderedPageBreak/>
-        <w:t xml:space="preserve">Character </w:t>
-      </w:r>
-      <w:proofErr w:type="gramStart"/>
-      <w:r>
-        <w:t>page — "</w:t>
-      </w:r>
-      <w:proofErr w:type="gramEnd"/>
-      <w:r>
-        <w:t>Dirt Nap Dave" proto-persona:</w:t>
+        <w:t>Character page — "Dirt Nap Dave" proto-persona:</w:t>
       </w:r>
     </w:p>
     <w:p>
@@ -568,7 +553,7 @@
   <w:docDefaults>
     <w:rPrDefault>
       <w:rPr>
-        <w:rFonts w:ascii="Times New Roman" w:eastAsia="Times New Roman" w:hAnsi="Times New Roman" w:cs="Times New Roman"/>
+        <w:rFonts w:ascii="Times New Roman" w:eastAsiaTheme="minorEastAsia" w:hAnsi="Times New Roman" w:cs="Times New Roman"/>
         <w:lang w:val="en-US" w:eastAsia="ko-KR" w:bidi="ar-SA"/>
       </w:rPr>
     </w:rPrDefault>

--- a/Team4_Proposal.docx
+++ b/Team4_Proposal.docx
@@ -4,16 +4,93 @@
   <w:body>
     <w:p>
       <w:pPr>
+        <w:jc w:val="right"/>
+        <w:rPr>
+          <w:sz w:val="28"/>
+          <w:szCs w:val="28"/>
+        </w:rPr>
+      </w:pPr>
+      <w:r>
+        <w:rPr>
+          <w:rFonts w:hint="eastAsia"/>
+          <w:sz w:val="28"/>
+          <w:szCs w:val="28"/>
+        </w:rPr>
+        <w:t>CSCE 3444.002</w:t>
+      </w:r>
+      <w:r>
+        <w:rPr>
+          <w:sz w:val="28"/>
+          <w:szCs w:val="28"/>
+        </w:rPr>
+        <w:br/>
+      </w:r>
+      <w:r>
+        <w:rPr>
+          <w:rFonts w:hint="eastAsia"/>
+          <w:sz w:val="28"/>
+          <w:szCs w:val="28"/>
+        </w:rPr>
+        <w:t>Sudip Khadka</w:t>
+      </w:r>
+      <w:r>
+        <w:rPr>
+          <w:sz w:val="28"/>
+          <w:szCs w:val="28"/>
+        </w:rPr>
+        <w:br/>
+      </w:r>
+      <w:r>
+        <w:rPr>
+          <w:rFonts w:hint="eastAsia"/>
+          <w:sz w:val="28"/>
+          <w:szCs w:val="28"/>
+        </w:rPr>
+        <w:t>Pete Maselli</w:t>
+      </w:r>
+    </w:p>
+    <w:p>
+      <w:pPr>
+        <w:jc w:val="right"/>
+        <w:rPr>
+          <w:rFonts w:hint="eastAsia"/>
+          <w:sz w:val="28"/>
+          <w:szCs w:val="28"/>
+        </w:rPr>
+      </w:pPr>
+      <w:r>
+        <w:rPr>
+          <w:rFonts w:hint="eastAsia"/>
+          <w:sz w:val="28"/>
+          <w:szCs w:val="28"/>
+        </w:rPr>
+        <w:t>Xavier Rosado</w:t>
+      </w:r>
+    </w:p>
+    <w:p>
+      <w:pPr>
         <w:spacing w:after="100"/>
         <w:jc w:val="center"/>
-      </w:pPr>
-      <w:r>
         <w:rPr>
           <w:b/>
           <w:bCs/>
           <w:sz w:val="36"/>
           <w:szCs w:val="36"/>
         </w:rPr>
+      </w:pPr>
+    </w:p>
+    <w:p>
+      <w:pPr>
+        <w:spacing w:after="100"/>
+        <w:jc w:val="center"/>
+      </w:pPr>
+      <w:r>
+        <w:rPr>
+          <w:b/>
+          <w:bCs/>
+          <w:sz w:val="36"/>
+          <w:szCs w:val="36"/>
+        </w:rPr>
         <w:t>Team 4 Proposal</w:t>
       </w:r>
     </w:p>
@@ -21,6 +98,13 @@
       <w:pPr>
         <w:spacing w:after="400"/>
         <w:jc w:val="center"/>
+        <w:rPr>
+          <w:b/>
+          <w:bCs/>
+          <w:color w:val="2E7D32"/>
+          <w:sz w:val="28"/>
+          <w:szCs w:val="28"/>
+        </w:rPr>
       </w:pPr>
       <w:r>
         <w:rPr>
@@ -114,7 +198,15 @@
         <w:spacing w:after="100"/>
       </w:pPr>
       <w:r>
-        <w:t>It will find a person's growing zone from their zip code so people can know which plants will actually grow well where they live.</w:t>
+        <w:t xml:space="preserve">It will find a person's growing zone from their zip code so people can know which plants will </w:t>
+      </w:r>
+      <w:proofErr w:type="gramStart"/>
+      <w:r>
+        <w:t>actually grow</w:t>
+      </w:r>
+      <w:proofErr w:type="gramEnd"/>
+      <w:r>
+        <w:t xml:space="preserve"> well where they live.</w:t>
       </w:r>
     </w:p>
     <w:p>
@@ -381,7 +473,15 @@
       </w:pPr>
       <w:r>
         <w:lastRenderedPageBreak/>
-        <w:t>Character page — "Dirt Nap Dave" proto-persona:</w:t>
+        <w:t xml:space="preserve">Character page "Dirt Nap Dave" </w:t>
+      </w:r>
+      <w:proofErr w:type="gramStart"/>
+      <w:r>
+        <w:t>proto-persona</w:t>
+      </w:r>
+      <w:proofErr w:type="gramEnd"/>
+      <w:r>
+        <w:t>:</w:t>
       </w:r>
     </w:p>
     <w:p>
